--- a/docs/2_분석/FCare 요구사항 심사서.docx
+++ b/docs/2_분석/FCare 요구사항 심사서.docx
@@ -48,7 +48,7 @@
           <w:sz w:val="56"/>
           <w:szCs w:val="56"/>
         </w:rPr>
-        <w:t xml:space="preserve">요구사항 심사서</w:t>
+        <w:t>요구사항 심사서</w:t>
       </w:r>
     </w:p>
     <w:p>
@@ -62,7 +62,7 @@
           <w:sz w:val="26"/>
           <w:szCs w:val="26"/>
         </w:rPr>
-        <w:t xml:space="preserve">(Requirements Review)</w:t>
+        <w:t>(Requirements Review)</w:t>
       </w:r>
     </w:p>
     <w:p>
@@ -308,7 +308,7 @@
                 <w:sz w:val="20"/>
                 <w:szCs w:val="20"/>
               </w:rPr>
-              <w:t xml:space="preserve">문서 버전</w:t>
+              <w:t xml:space="preserve">작성 완료일</w:t>
             </w:r>
           </w:p>
         </w:tc>
@@ -340,7 +340,7 @@
                 <w:sz w:val="20"/>
                 <w:szCs w:val="20"/>
               </w:rPr>
-              <w:t xml:space="preserve">v1.0.0</w:t>
+              <w:t>2026.10.03</w:t>
             </w:r>
           </w:p>
         </w:tc>
@@ -377,7 +377,7 @@
                 <w:sz w:val="20"/>
                 <w:szCs w:val="20"/>
               </w:rPr>
-              <w:t xml:space="preserve">작성 완료일</w:t>
+              <w:t xml:space="preserve">마지막 수정일</w:t>
             </w:r>
           </w:p>
         </w:tc>
@@ -409,7 +409,7 @@
                 <w:sz w:val="20"/>
                 <w:szCs w:val="20"/>
               </w:rPr>
-              <w:t xml:space="preserve">2026.10.03</w:t>
+              <w:t>2026.10.29</w:t>
             </w:r>
           </w:p>
         </w:tc>
@@ -446,7 +446,7 @@
                 <w:sz w:val="20"/>
                 <w:szCs w:val="20"/>
               </w:rPr>
-              <w:t xml:space="preserve">마지막 수정일</w:t>
+              <w:t xml:space="preserve">작성자</w:t>
             </w:r>
           </w:p>
         </w:tc>
@@ -478,7 +478,7 @@
                 <w:sz w:val="20"/>
                 <w:szCs w:val="20"/>
               </w:rPr>
-              <w:t xml:space="preserve">2026.10.03</w:t>
+              <w:t xml:space="preserve"/>
             </w:r>
           </w:p>
         </w:tc>
@@ -515,7 +515,7 @@
                 <w:sz w:val="20"/>
                 <w:szCs w:val="20"/>
               </w:rPr>
-              <w:t xml:space="preserve">작성자</w:t>
+              <w:t xml:space="preserve">상태</w:t>
             </w:r>
           </w:p>
         </w:tc>
@@ -547,76 +547,7 @@
                 <w:sz w:val="20"/>
                 <w:szCs w:val="20"/>
               </w:rPr>
-              <w:t xml:space="preserve"/>
-            </w:r>
-          </w:p>
-        </w:tc>
-      </w:tr>
-      <w:tr>
-        <w:tc>
-          <w:tcPr>
-            <w:tcW w:type="dxa" w:w="2600"/>
-            <w:tcBorders>
-              <w:top w:val="single" w:color="000000" w:sz="4"/>
-              <w:left w:val="single" w:color="000000" w:sz="4"/>
-              <w:bottom w:val="single" w:color="000000" w:sz="4"/>
-              <w:right w:val="single" w:color="000000" w:sz="4"/>
-            </w:tcBorders>
-            <w:shd w:fill="D9D9D9" w:color="auto" w:val="clear"/>
-            <w:tcMar>
-              <w:top w:type="dxa" w:w="60"/>
-              <w:left w:type="dxa" w:w="100"/>
-              <w:bottom w:type="dxa" w:w="60"/>
-              <w:right w:type="dxa" w:w="100"/>
-            </w:tcMar>
-            <w:vAlign w:val="center"/>
-          </w:tcPr>
-          <w:p>
-            <w:pPr>
-              <w:keepNext w:val="false"/>
-              <w:jc w:val="center"/>
-            </w:pPr>
-            <w:r>
-              <w:rPr>
-                <w:rFonts w:ascii="맑은 고딕" w:cs="맑은 고딕" w:eastAsia="맑은 고딕" w:hAnsi="맑은 고딕"/>
-                <w:b/>
-                <w:bCs/>
-                <w:sz w:val="20"/>
-                <w:szCs w:val="20"/>
-              </w:rPr>
-              <w:t xml:space="preserve">상태</w:t>
-            </w:r>
-          </w:p>
-        </w:tc>
-        <w:tc>
-          <w:tcPr>
-            <w:tcW w:type="dxa" w:w="3800"/>
-            <w:tcBorders>
-              <w:top w:val="single" w:color="000000" w:sz="4"/>
-              <w:left w:val="single" w:color="000000" w:sz="4"/>
-              <w:bottom w:val="single" w:color="000000" w:sz="4"/>
-              <w:right w:val="single" w:color="000000" w:sz="4"/>
-            </w:tcBorders>
-            <w:tcMar>
-              <w:top w:type="dxa" w:w="60"/>
-              <w:left w:type="dxa" w:w="100"/>
-              <w:bottom w:type="dxa" w:w="60"/>
-              <w:right w:type="dxa" w:w="100"/>
-            </w:tcMar>
-            <w:vAlign w:val="center"/>
-          </w:tcPr>
-          <w:p>
-            <w:pPr>
-              <w:keepNext w:val="false"/>
-              <w:jc w:val="center"/>
-            </w:pPr>
-            <w:r>
-              <w:rPr>
-                <w:rFonts w:ascii="맑은 고딕" w:cs="맑은 고딕" w:eastAsia="맑은 고딕" w:hAnsi="맑은 고딕"/>
-                <w:sz w:val="20"/>
-                <w:szCs w:val="20"/>
-              </w:rPr>
-              <w:t xml:space="preserve">검토 중</w:t>
+              <w:t>확정</w:t>
             </w:r>
           </w:p>
         </w:tc>
@@ -756,7 +687,7 @@
                 <w:sz w:val="20"/>
                 <w:szCs w:val="20"/>
               </w:rPr>
-              <w:t xml:space="preserve">문서버전</w:t>
+              <w:t>상태</w:t>
             </w:r>
           </w:p>
         </w:tc>
@@ -788,7 +719,7 @@
                 <w:sz w:val="20"/>
                 <w:szCs w:val="20"/>
               </w:rPr>
-              <w:t xml:space="preserve">v1.0.0</w:t>
+              <w:t>확정</w:t>
             </w:r>
           </w:p>
         </w:tc>
@@ -923,7 +854,7 @@
                 <w:sz w:val="20"/>
                 <w:szCs w:val="20"/>
               </w:rPr>
-              <w:t xml:space="preserve">분석</w:t>
+              <w:t>분석</w:t>
             </w:r>
           </w:p>
         </w:tc>
@@ -993,7 +924,7 @@
                 <w:sz w:val="20"/>
                 <w:szCs w:val="20"/>
               </w:rPr>
-              <w:t xml:space="preserve">2026.10.03</w:t>
+              <w:t>2026.10.03</w:t>
             </w:r>
           </w:p>
         </w:tc>
@@ -1058,363 +989,7 @@
                 <w:sz w:val="20"/>
                 <w:szCs w:val="20"/>
               </w:rPr>
-              <w:t xml:space="preserve">-</w:t>
-            </w:r>
-          </w:p>
-        </w:tc>
-      </w:tr>
-    </w:tbl>
-    <w:tbl>
-      <w:tblPr>
-        <w:tblW w:type="dxa" w:w="7800"/>
-        <w:jc w:val="center"/>
-        <w:tblBorders>
-          <w:top w:val="single" w:color="auto" w:sz="4"/>
-          <w:left w:val="single" w:color="auto" w:sz="4"/>
-          <w:bottom w:val="single" w:color="auto" w:sz="4"/>
-          <w:right w:val="single" w:color="auto" w:sz="4"/>
-          <w:insideH w:val="single" w:color="auto" w:sz="4"/>
-          <w:insideV w:val="single" w:color="auto" w:sz="4"/>
-        </w:tblBorders>
-      </w:tblPr>
-      <w:tblGrid>
-        <w:gridCol w:w="1560"/>
-        <w:gridCol w:w="1560"/>
-        <w:gridCol w:w="1560"/>
-        <w:gridCol w:w="1560"/>
-        <w:gridCol w:w="1560"/>
-      </w:tblGrid>
-      <w:tr>
-        <w:trPr>
-          <w:cantSplit/>
-        </w:trPr>
-        <w:tc>
-          <w:tcPr>
-            <w:tcW w:type="dxa" w:w="1560"/>
-            <w:tcBorders>
-              <w:top w:val="single" w:color="000000" w:sz="4"/>
-              <w:left w:val="single" w:color="000000" w:sz="4"/>
-              <w:bottom w:val="single" w:color="000000" w:sz="4"/>
-              <w:right w:val="single" w:color="000000" w:sz="4"/>
-            </w:tcBorders>
-            <w:shd w:fill="D9D9D9" w:color="auto" w:val="clear"/>
-            <w:tcMar>
-              <w:top w:type="dxa" w:w="60"/>
-              <w:left w:type="dxa" w:w="100"/>
-              <w:bottom w:type="dxa" w:w="60"/>
-              <w:right w:type="dxa" w:w="100"/>
-            </w:tcMar>
-            <w:vAlign w:val="center"/>
-          </w:tcPr>
-          <w:p>
-            <w:pPr>
-              <w:keepNext w:val="false"/>
-              <w:jc w:val="center"/>
-            </w:pPr>
-            <w:r>
-              <w:rPr>
-                <w:rFonts w:ascii="맑은 고딕" w:cs="맑은 고딕" w:eastAsia="맑은 고딕" w:hAnsi="맑은 고딕"/>
-                <w:sz w:val="20"/>
-                <w:szCs w:val="20"/>
-              </w:rPr>
-              <w:t xml:space="preserve">PM</w:t>
-            </w:r>
-          </w:p>
-        </w:tc>
-        <w:tc>
-          <w:tcPr>
-            <w:tcW w:type="dxa" w:w="1560"/>
-            <w:tcBorders>
-              <w:top w:val="single" w:color="000000" w:sz="4"/>
-              <w:left w:val="single" w:color="000000" w:sz="4"/>
-              <w:bottom w:val="single" w:color="000000" w:sz="4"/>
-              <w:right w:val="single" w:color="000000" w:sz="4"/>
-            </w:tcBorders>
-            <w:shd w:fill="D9D9D9" w:color="auto" w:val="clear"/>
-            <w:tcMar>
-              <w:top w:type="dxa" w:w="60"/>
-              <w:left w:type="dxa" w:w="100"/>
-              <w:bottom w:type="dxa" w:w="60"/>
-              <w:right w:type="dxa" w:w="100"/>
-            </w:tcMar>
-            <w:vAlign w:val="center"/>
-          </w:tcPr>
-          <w:p>
-            <w:pPr>
-              <w:keepNext w:val="false"/>
-              <w:jc w:val="center"/>
-            </w:pPr>
-            <w:r>
-              <w:rPr>
-                <w:rFonts w:ascii="맑은 고딕" w:cs="맑은 고딕" w:eastAsia="맑은 고딕" w:hAnsi="맑은 고딕"/>
-                <w:sz w:val="20"/>
-                <w:szCs w:val="20"/>
-              </w:rPr>
-              <w:t xml:space="preserve">CM</w:t>
-            </w:r>
-          </w:p>
-        </w:tc>
-        <w:tc>
-          <w:tcPr>
-            <w:tcW w:type="dxa" w:w="1560"/>
-            <w:tcBorders>
-              <w:top w:val="single" w:color="000000" w:sz="4"/>
-              <w:left w:val="single" w:color="000000" w:sz="4"/>
-              <w:bottom w:val="single" w:color="000000" w:sz="4"/>
-              <w:right w:val="single" w:color="000000" w:sz="4"/>
-            </w:tcBorders>
-            <w:shd w:fill="D9D9D9" w:color="auto" w:val="clear"/>
-            <w:tcMar>
-              <w:top w:type="dxa" w:w="60"/>
-              <w:left w:type="dxa" w:w="100"/>
-              <w:bottom w:type="dxa" w:w="60"/>
-              <w:right w:type="dxa" w:w="100"/>
-            </w:tcMar>
-            <w:vAlign w:val="center"/>
-          </w:tcPr>
-          <w:p>
-            <w:pPr>
-              <w:keepNext w:val="false"/>
-              <w:jc w:val="center"/>
-            </w:pPr>
-            <w:r>
-              <w:rPr>
-                <w:rFonts w:ascii="맑은 고딕" w:cs="맑은 고딕" w:eastAsia="맑은 고딕" w:hAnsi="맑은 고딕"/>
-                <w:sz w:val="20"/>
-                <w:szCs w:val="20"/>
-              </w:rPr>
-              <w:t xml:space="preserve">QA</w:t>
-            </w:r>
-          </w:p>
-        </w:tc>
-        <w:tc>
-          <w:tcPr>
-            <w:tcW w:type="dxa" w:w="1560"/>
-            <w:tcBorders>
-              <w:top w:val="single" w:color="000000" w:sz="4"/>
-              <w:left w:val="single" w:color="000000" w:sz="4"/>
-              <w:bottom w:val="single" w:color="000000" w:sz="4"/>
-              <w:right w:val="single" w:color="000000" w:sz="4"/>
-            </w:tcBorders>
-            <w:shd w:fill="D9D9D9" w:color="auto" w:val="clear"/>
-            <w:tcMar>
-              <w:top w:type="dxa" w:w="60"/>
-              <w:left w:type="dxa" w:w="100"/>
-              <w:bottom w:type="dxa" w:w="60"/>
-              <w:right w:type="dxa" w:w="100"/>
-            </w:tcMar>
-            <w:vAlign w:val="center"/>
-          </w:tcPr>
-          <w:p>
-            <w:pPr>
-              <w:keepNext w:val="false"/>
-              <w:jc w:val="center"/>
-            </w:pPr>
-            <w:r>
-              <w:rPr>
-                <w:rFonts w:ascii="맑은 고딕" w:cs="맑은 고딕" w:eastAsia="맑은 고딕" w:hAnsi="맑은 고딕"/>
-                <w:sz w:val="20"/>
-                <w:szCs w:val="20"/>
-              </w:rPr>
-              <w:t xml:space="preserve">ENG 1</w:t>
-            </w:r>
-          </w:p>
-        </w:tc>
-        <w:tc>
-          <w:tcPr>
-            <w:tcW w:type="dxa" w:w="1560"/>
-            <w:tcBorders>
-              <w:top w:val="single" w:color="000000" w:sz="4"/>
-              <w:left w:val="single" w:color="000000" w:sz="4"/>
-              <w:bottom w:val="single" w:color="000000" w:sz="4"/>
-              <w:right w:val="single" w:color="000000" w:sz="4"/>
-            </w:tcBorders>
-            <w:shd w:fill="D9D9D9" w:color="auto" w:val="clear"/>
-            <w:tcMar>
-              <w:top w:type="dxa" w:w="60"/>
-              <w:left w:type="dxa" w:w="100"/>
-              <w:bottom w:type="dxa" w:w="60"/>
-              <w:right w:type="dxa" w:w="100"/>
-            </w:tcMar>
-            <w:vAlign w:val="center"/>
-          </w:tcPr>
-          <w:p>
-            <w:pPr>
-              <w:keepNext w:val="false"/>
-              <w:jc w:val="center"/>
-            </w:pPr>
-            <w:r>
-              <w:rPr>
-                <w:rFonts w:ascii="맑은 고딕" w:cs="맑은 고딕" w:eastAsia="맑은 고딕" w:hAnsi="맑은 고딕"/>
-                <w:sz w:val="20"/>
-                <w:szCs w:val="20"/>
-              </w:rPr>
-              <w:t xml:space="preserve">ENG 2</w:t>
-            </w:r>
-          </w:p>
-        </w:tc>
-      </w:tr>
-      <w:tr>
-        <w:trPr>
-          <w:cantSplit/>
-        </w:trPr>
-        <w:tc>
-          <w:tcPr>
-            <w:tcW w:type="dxa" w:w="1560"/>
-            <w:tcBorders>
-              <w:top w:val="single" w:color="000000" w:sz="4"/>
-              <w:left w:val="single" w:color="000000" w:sz="4"/>
-              <w:bottom w:val="single" w:color="000000" w:sz="4"/>
-              <w:right w:val="single" w:color="000000" w:sz="4"/>
-            </w:tcBorders>
-            <w:tcMar>
-              <w:top w:type="dxa" w:w="60"/>
-              <w:left w:type="dxa" w:w="100"/>
-              <w:bottom w:type="dxa" w:w="60"/>
-              <w:right w:type="dxa" w:w="100"/>
-            </w:tcMar>
-            <w:vAlign w:val="center"/>
-          </w:tcPr>
-          <w:p>
-            <w:pPr>
-              <w:keepNext w:val="false"/>
-              <w:jc w:val="center"/>
-            </w:pPr>
-            <w:r>
-              <w:rPr>
-                <w:rFonts w:ascii="맑은 고딕" w:cs="맑은 고딕" w:eastAsia="맑은 고딕" w:hAnsi="맑은 고딕"/>
-                <w:sz w:val="20"/>
-                <w:szCs w:val="20"/>
-              </w:rPr>
-              <w:t xml:space="preserve"/>
-            </w:r>
-          </w:p>
-        </w:tc>
-        <w:tc>
-          <w:tcPr>
-            <w:tcW w:type="dxa" w:w="1560"/>
-            <w:tcBorders>
-              <w:top w:val="single" w:color="000000" w:sz="4"/>
-              <w:left w:val="single" w:color="000000" w:sz="4"/>
-              <w:bottom w:val="single" w:color="000000" w:sz="4"/>
-              <w:right w:val="single" w:color="000000" w:sz="4"/>
-            </w:tcBorders>
-            <w:tcMar>
-              <w:top w:type="dxa" w:w="60"/>
-              <w:left w:type="dxa" w:w="100"/>
-              <w:bottom w:type="dxa" w:w="60"/>
-              <w:right w:type="dxa" w:w="100"/>
-            </w:tcMar>
-            <w:vAlign w:val="center"/>
-          </w:tcPr>
-          <w:p>
-            <w:pPr>
-              <w:keepNext w:val="false"/>
-              <w:jc w:val="center"/>
-            </w:pPr>
-            <w:r>
-              <w:rPr>
-                <w:rFonts w:ascii="맑은 고딕" w:cs="맑은 고딕" w:eastAsia="맑은 고딕" w:hAnsi="맑은 고딕"/>
-                <w:sz w:val="20"/>
-                <w:szCs w:val="20"/>
-              </w:rPr>
-              <w:t xml:space="preserve"/>
-            </w:r>
-          </w:p>
-        </w:tc>
-        <w:tc>
-          <w:tcPr>
-            <w:tcW w:type="dxa" w:w="1560"/>
-            <w:tcBorders>
-              <w:top w:val="single" w:color="000000" w:sz="4"/>
-              <w:left w:val="single" w:color="000000" w:sz="4"/>
-              <w:bottom w:val="single" w:color="000000" w:sz="4"/>
-              <w:right w:val="single" w:color="000000" w:sz="4"/>
-            </w:tcBorders>
-            <w:tcMar>
-              <w:top w:type="dxa" w:w="60"/>
-              <w:left w:type="dxa" w:w="100"/>
-              <w:bottom w:type="dxa" w:w="60"/>
-              <w:right w:type="dxa" w:w="100"/>
-            </w:tcMar>
-            <w:vAlign w:val="center"/>
-          </w:tcPr>
-          <w:p>
-            <w:pPr>
-              <w:keepNext w:val="false"/>
-              <w:jc w:val="center"/>
-            </w:pPr>
-            <w:r>
-              <w:rPr>
-                <w:rFonts w:ascii="맑은 고딕" w:cs="맑은 고딕" w:eastAsia="맑은 고딕" w:hAnsi="맑은 고딕"/>
-                <w:sz w:val="20"/>
-                <w:szCs w:val="20"/>
-              </w:rPr>
-              <w:t xml:space="preserve"/>
-            </w:r>
-          </w:p>
-        </w:tc>
-        <w:tc>
-          <w:tcPr>
-            <w:tcW w:type="dxa" w:w="1560"/>
-            <w:tcBorders>
-              <w:top w:val="single" w:color="000000" w:sz="4"/>
-              <w:left w:val="single" w:color="000000" w:sz="4"/>
-              <w:bottom w:val="single" w:color="000000" w:sz="4"/>
-              <w:right w:val="single" w:color="000000" w:sz="4"/>
-            </w:tcBorders>
-            <w:tcMar>
-              <w:top w:type="dxa" w:w="60"/>
-              <w:left w:type="dxa" w:w="100"/>
-              <w:bottom w:type="dxa" w:w="60"/>
-              <w:right w:type="dxa" w:w="100"/>
-            </w:tcMar>
-            <w:vAlign w:val="center"/>
-          </w:tcPr>
-          <w:p>
-            <w:pPr>
-              <w:keepNext w:val="false"/>
-              <w:jc w:val="center"/>
-            </w:pPr>
-            <w:r>
-              <w:rPr>
-                <w:rFonts w:ascii="맑은 고딕" w:cs="맑은 고딕" w:eastAsia="맑은 고딕" w:hAnsi="맑은 고딕"/>
-                <w:sz w:val="20"/>
-                <w:szCs w:val="20"/>
-              </w:rPr>
-              <w:t xml:space="preserve"/>
-            </w:r>
-          </w:p>
-        </w:tc>
-        <w:tc>
-          <w:tcPr>
-            <w:tcW w:type="dxa" w:w="1560"/>
-            <w:tcBorders>
-              <w:top w:val="single" w:color="000000" w:sz="4"/>
-              <w:left w:val="single" w:color="000000" w:sz="4"/>
-              <w:bottom w:val="single" w:color="000000" w:sz="4"/>
-              <w:right w:val="single" w:color="000000" w:sz="4"/>
-            </w:tcBorders>
-            <w:tcMar>
-              <w:top w:type="dxa" w:w="60"/>
-              <w:left w:type="dxa" w:w="100"/>
-              <w:bottom w:type="dxa" w:w="60"/>
-              <w:right w:type="dxa" w:w="100"/>
-            </w:tcMar>
-            <w:vAlign w:val="center"/>
-          </w:tcPr>
-          <w:p>
-            <w:pPr>
-              <w:keepNext w:val="false"/>
-              <w:jc w:val="center"/>
-            </w:pPr>
-            <w:r>
-              <w:rPr>
-                <w:rFonts w:ascii="맑은 고딕" w:cs="맑은 고딕" w:eastAsia="맑은 고딕" w:hAnsi="맑은 고딕"/>
-                <w:sz w:val="20"/>
-                <w:szCs w:val="20"/>
-              </w:rPr>
-              <w:t xml:space="preserve"/>
+              <w:t>승인</w:t>
             </w:r>
           </w:p>
         </w:tc>
@@ -1568,7 +1143,7 @@
                 <w:sz w:val="20"/>
                 <w:szCs w:val="20"/>
               </w:rPr>
-              <w:t xml:space="preserve">요구사항 심사서</w:t>
+              <w:t>요구사항 심사서</w:t>
             </w:r>
           </w:p>
         </w:tc>
@@ -1607,7 +1182,7 @@
                 <w:sz w:val="20"/>
                 <w:szCs w:val="20"/>
               </w:rPr>
-              <w:t xml:space="preserve">문서 버전</w:t>
+              <w:t xml:space="preserve">초기 작성자</w:t>
             </w:r>
           </w:p>
         </w:tc>
@@ -1639,7 +1214,7 @@
                 <w:sz w:val="20"/>
                 <w:szCs w:val="20"/>
               </w:rPr>
-              <w:t xml:space="preserve">v1.0.0</w:t>
+              <w:t xml:space="preserve"/>
             </w:r>
           </w:p>
         </w:tc>
@@ -1678,7 +1253,7 @@
                 <w:sz w:val="20"/>
                 <w:szCs w:val="20"/>
               </w:rPr>
-              <w:t xml:space="preserve">초기 작성자</w:t>
+              <w:t xml:space="preserve">상태</w:t>
             </w:r>
           </w:p>
         </w:tc>
@@ -1710,7 +1285,7 @@
                 <w:sz w:val="20"/>
                 <w:szCs w:val="20"/>
               </w:rPr>
-              <w:t xml:space="preserve"/>
+              <w:t>확정</w:t>
             </w:r>
           </w:p>
         </w:tc>
@@ -1749,7 +1324,7 @@
                 <w:sz w:val="20"/>
                 <w:szCs w:val="20"/>
               </w:rPr>
-              <w:t xml:space="preserve">상태</w:t>
+              <w:t xml:space="preserve">마지막 수정일</w:t>
             </w:r>
           </w:p>
         </w:tc>
@@ -1781,404 +1356,18 @@
                 <w:sz w:val="20"/>
                 <w:szCs w:val="20"/>
               </w:rPr>
-              <w:t xml:space="preserve">검토 중</w:t>
-            </w:r>
-          </w:p>
-        </w:tc>
-      </w:tr>
-      <w:tr>
-        <w:trPr>
-          <w:cantSplit/>
-        </w:trPr>
-        <w:tc>
-          <w:tcPr>
-            <w:tcW w:type="dxa" w:w="2200"/>
-            <w:tcBorders>
-              <w:top w:val="single" w:color="000000" w:sz="4"/>
-              <w:left w:val="single" w:color="000000" w:sz="4"/>
-              <w:bottom w:val="single" w:color="000000" w:sz="4"/>
-              <w:right w:val="single" w:color="000000" w:sz="4"/>
-            </w:tcBorders>
-            <w:tcMar>
-              <w:top w:type="dxa" w:w="60"/>
-              <w:left w:type="dxa" w:w="100"/>
-              <w:bottom w:type="dxa" w:w="60"/>
-              <w:right w:type="dxa" w:w="100"/>
-            </w:tcMar>
-            <w:vAlign w:val="center"/>
-          </w:tcPr>
-          <w:p>
-            <w:pPr>
-              <w:keepNext w:val="false"/>
-              <w:jc w:val="center"/>
-            </w:pPr>
-            <w:r>
-              <w:rPr>
-                <w:rFonts w:ascii="맑은 고딕" w:cs="맑은 고딕" w:eastAsia="맑은 고딕" w:hAnsi="맑은 고딕"/>
-                <w:b/>
-                <w:bCs/>
-                <w:sz w:val="20"/>
-                <w:szCs w:val="20"/>
-              </w:rPr>
-              <w:t xml:space="preserve">마지막 수정일</w:t>
-            </w:r>
-          </w:p>
-        </w:tc>
-        <w:tc>
-          <w:tcPr>
-            <w:tcW w:type="dxa" w:w="5600"/>
-            <w:tcBorders>
-              <w:top w:val="single" w:color="000000" w:sz="4"/>
-              <w:left w:val="single" w:color="000000" w:sz="4"/>
-              <w:bottom w:val="single" w:color="000000" w:sz="4"/>
-              <w:right w:val="single" w:color="000000" w:sz="4"/>
-            </w:tcBorders>
-            <w:tcMar>
-              <w:top w:type="dxa" w:w="60"/>
-              <w:left w:type="dxa" w:w="100"/>
-              <w:bottom w:type="dxa" w:w="60"/>
-              <w:right w:type="dxa" w:w="100"/>
-            </w:tcMar>
-            <w:vAlign w:val="center"/>
-          </w:tcPr>
-          <w:p>
-            <w:pPr>
-              <w:keepNext w:val="false"/>
-              <w:jc w:val="center"/>
-            </w:pPr>
-            <w:r>
-              <w:rPr>
-                <w:rFonts w:ascii="맑은 고딕" w:cs="맑은 고딕" w:eastAsia="맑은 고딕" w:hAnsi="맑은 고딕"/>
-                <w:sz w:val="20"/>
-                <w:szCs w:val="20"/>
-              </w:rPr>
-              <w:t xml:space="preserve">2026.10.03</w:t>
+              <w:t>2026.10.29</w:t>
             </w:r>
           </w:p>
         </w:tc>
       </w:tr>
     </w:tbl>
     <w:p/>
-    <w:p/>
     <w:p>
       <w:pPr>
-        <w:spacing w:after="160"/>
+        <w:pageBreakBefore/>
       </w:pPr>
-      <w:r>
-        <w:rPr>
-          <w:rFonts w:ascii="맑은 고딕" w:cs="맑은 고딕" w:eastAsia="맑은 고딕" w:hAnsi="맑은 고딕"/>
-          <w:b/>
-          <w:bCs/>
-          <w:sz w:val="28"/>
-          <w:szCs w:val="28"/>
-        </w:rPr>
-        <w:t xml:space="preserve">2. 개정내역</w:t>
-      </w:r>
     </w:p>
-    <w:tbl>
-      <w:tblPr>
-        <w:tblW w:type="dxa" w:w="7800"/>
-        <w:jc w:val="center"/>
-        <w:tblBorders>
-          <w:top w:val="single" w:color="auto" w:sz="4"/>
-          <w:left w:val="single" w:color="auto" w:sz="4"/>
-          <w:bottom w:val="single" w:color="auto" w:sz="4"/>
-          <w:right w:val="single" w:color="auto" w:sz="4"/>
-          <w:insideH w:val="single" w:color="auto" w:sz="4"/>
-          <w:insideV w:val="single" w:color="auto" w:sz="4"/>
-        </w:tblBorders>
-      </w:tblPr>
-      <w:tblGrid>
-        <w:gridCol w:w="1300"/>
-        <w:gridCol w:w="1600"/>
-        <w:gridCol w:w="3500"/>
-        <w:gridCol w:w="1400"/>
-      </w:tblGrid>
-      <w:tr>
-        <w:trPr>
-          <w:cantSplit/>
-        </w:trPr>
-        <w:tc>
-          <w:tcPr>
-            <w:tcW w:type="dxa" w:w="1300"/>
-            <w:tcBorders>
-              <w:top w:val="single" w:color="000000" w:sz="4"/>
-              <w:left w:val="single" w:color="000000" w:sz="4"/>
-              <w:bottom w:val="single" w:color="000000" w:sz="4"/>
-              <w:right w:val="single" w:color="000000" w:sz="4"/>
-            </w:tcBorders>
-            <w:shd w:fill="D9D9D9" w:color="auto" w:val="clear"/>
-            <w:tcMar>
-              <w:top w:type="dxa" w:w="60"/>
-              <w:left w:type="dxa" w:w="100"/>
-              <w:bottom w:type="dxa" w:w="60"/>
-              <w:right w:type="dxa" w:w="100"/>
-            </w:tcMar>
-            <w:vAlign w:val="center"/>
-          </w:tcPr>
-          <w:p>
-            <w:pPr>
-              <w:keepNext w:val="false"/>
-              <w:jc w:val="center"/>
-            </w:pPr>
-            <w:r>
-              <w:rPr>
-                <w:rFonts w:ascii="맑은 고딕" w:cs="맑은 고딕" w:eastAsia="맑은 고딕" w:hAnsi="맑은 고딕"/>
-                <w:b/>
-                <w:bCs/>
-                <w:sz w:val="20"/>
-                <w:szCs w:val="20"/>
-              </w:rPr>
-              <w:t xml:space="preserve">버전</w:t>
-            </w:r>
-          </w:p>
-        </w:tc>
-        <w:tc>
-          <w:tcPr>
-            <w:tcW w:type="dxa" w:w="1600"/>
-            <w:tcBorders>
-              <w:top w:val="single" w:color="000000" w:sz="4"/>
-              <w:left w:val="single" w:color="000000" w:sz="4"/>
-              <w:bottom w:val="single" w:color="000000" w:sz="4"/>
-              <w:right w:val="single" w:color="000000" w:sz="4"/>
-            </w:tcBorders>
-            <w:shd w:fill="D9D9D9" w:color="auto" w:val="clear"/>
-            <w:tcMar>
-              <w:top w:type="dxa" w:w="60"/>
-              <w:left w:type="dxa" w:w="100"/>
-              <w:bottom w:type="dxa" w:w="60"/>
-              <w:right w:type="dxa" w:w="100"/>
-            </w:tcMar>
-            <w:vAlign w:val="center"/>
-          </w:tcPr>
-          <w:p>
-            <w:pPr>
-              <w:keepNext w:val="false"/>
-              <w:jc w:val="center"/>
-            </w:pPr>
-            <w:r>
-              <w:rPr>
-                <w:rFonts w:ascii="맑은 고딕" w:cs="맑은 고딕" w:eastAsia="맑은 고딕" w:hAnsi="맑은 고딕"/>
-                <w:b/>
-                <w:bCs/>
-                <w:sz w:val="20"/>
-                <w:szCs w:val="20"/>
-              </w:rPr>
-              <w:t xml:space="preserve">변경일</w:t>
-            </w:r>
-          </w:p>
-        </w:tc>
-        <w:tc>
-          <w:tcPr>
-            <w:tcW w:type="dxa" w:w="3500"/>
-            <w:tcBorders>
-              <w:top w:val="single" w:color="000000" w:sz="4"/>
-              <w:left w:val="single" w:color="000000" w:sz="4"/>
-              <w:bottom w:val="single" w:color="000000" w:sz="4"/>
-              <w:right w:val="single" w:color="000000" w:sz="4"/>
-            </w:tcBorders>
-            <w:shd w:fill="D9D9D9" w:color="auto" w:val="clear"/>
-            <w:tcMar>
-              <w:top w:type="dxa" w:w="60"/>
-              <w:left w:type="dxa" w:w="100"/>
-              <w:bottom w:type="dxa" w:w="60"/>
-              <w:right w:type="dxa" w:w="100"/>
-            </w:tcMar>
-            <w:vAlign w:val="center"/>
-          </w:tcPr>
-          <w:p>
-            <w:pPr>
-              <w:keepNext w:val="false"/>
-              <w:jc w:val="center"/>
-            </w:pPr>
-            <w:r>
-              <w:rPr>
-                <w:rFonts w:ascii="맑은 고딕" w:cs="맑은 고딕" w:eastAsia="맑은 고딕" w:hAnsi="맑은 고딕"/>
-                <w:b/>
-                <w:bCs/>
-                <w:sz w:val="20"/>
-                <w:szCs w:val="20"/>
-              </w:rPr>
-              <w:t xml:space="preserve">변경 내용</w:t>
-            </w:r>
-          </w:p>
-        </w:tc>
-        <w:tc>
-          <w:tcPr>
-            <w:tcW w:type="dxa" w:w="1400"/>
-            <w:tcBorders>
-              <w:top w:val="single" w:color="000000" w:sz="4"/>
-              <w:left w:val="single" w:color="000000" w:sz="4"/>
-              <w:bottom w:val="single" w:color="000000" w:sz="4"/>
-              <w:right w:val="single" w:color="000000" w:sz="4"/>
-            </w:tcBorders>
-            <w:shd w:fill="D9D9D9" w:color="auto" w:val="clear"/>
-            <w:tcMar>
-              <w:top w:type="dxa" w:w="60"/>
-              <w:left w:type="dxa" w:w="100"/>
-              <w:bottom w:type="dxa" w:w="60"/>
-              <w:right w:type="dxa" w:w="100"/>
-            </w:tcMar>
-            <w:vAlign w:val="center"/>
-          </w:tcPr>
-          <w:p>
-            <w:pPr>
-              <w:keepNext w:val="false"/>
-              <w:jc w:val="center"/>
-            </w:pPr>
-            <w:r>
-              <w:rPr>
-                <w:rFonts w:ascii="맑은 고딕" w:cs="맑은 고딕" w:eastAsia="맑은 고딕" w:hAnsi="맑은 고딕"/>
-                <w:b/>
-                <w:bCs/>
-                <w:sz w:val="20"/>
-                <w:szCs w:val="20"/>
-              </w:rPr>
-              <w:t xml:space="preserve">수정인</w:t>
-            </w:r>
-          </w:p>
-        </w:tc>
-      </w:tr>
-      <w:tr>
-        <w:trPr>
-          <w:cantSplit/>
-        </w:trPr>
-        <w:tc>
-          <w:tcPr>
-            <w:tcW w:type="dxa" w:w="1300"/>
-            <w:tcBorders>
-              <w:top w:val="single" w:color="000000" w:sz="4"/>
-              <w:left w:val="single" w:color="000000" w:sz="4"/>
-              <w:bottom w:val="single" w:color="000000" w:sz="4"/>
-              <w:right w:val="single" w:color="000000" w:sz="4"/>
-            </w:tcBorders>
-            <w:tcMar>
-              <w:top w:type="dxa" w:w="60"/>
-              <w:left w:type="dxa" w:w="100"/>
-              <w:bottom w:type="dxa" w:w="60"/>
-              <w:right w:type="dxa" w:w="100"/>
-            </w:tcMar>
-            <w:vAlign w:val="center"/>
-          </w:tcPr>
-          <w:p>
-            <w:pPr>
-              <w:keepNext w:val="false"/>
-              <w:jc w:val="center"/>
-            </w:pPr>
-            <w:r>
-              <w:rPr>
-                <w:rFonts w:ascii="맑은 고딕" w:cs="맑은 고딕" w:eastAsia="맑은 고딕" w:hAnsi="맑은 고딕"/>
-                <w:sz w:val="20"/>
-                <w:szCs w:val="20"/>
-              </w:rPr>
-              <w:t xml:space="preserve">v1.0.0</w:t>
-            </w:r>
-          </w:p>
-        </w:tc>
-        <w:tc>
-          <w:tcPr>
-            <w:tcW w:type="dxa" w:w="1600"/>
-            <w:tcBorders>
-              <w:top w:val="single" w:color="000000" w:sz="4"/>
-              <w:left w:val="single" w:color="000000" w:sz="4"/>
-              <w:bottom w:val="single" w:color="000000" w:sz="4"/>
-              <w:right w:val="single" w:color="000000" w:sz="4"/>
-            </w:tcBorders>
-            <w:tcMar>
-              <w:top w:type="dxa" w:w="60"/>
-              <w:left w:type="dxa" w:w="100"/>
-              <w:bottom w:type="dxa" w:w="60"/>
-              <w:right w:type="dxa" w:w="100"/>
-            </w:tcMar>
-            <w:vAlign w:val="center"/>
-          </w:tcPr>
-          <w:p>
-            <w:pPr>
-              <w:keepNext w:val="false"/>
-              <w:jc w:val="center"/>
-            </w:pPr>
-            <w:r>
-              <w:rPr>
-                <w:rFonts w:ascii="맑은 고딕" w:cs="맑은 고딕" w:eastAsia="맑은 고딕" w:hAnsi="맑은 고딕"/>
-                <w:sz w:val="20"/>
-                <w:szCs w:val="20"/>
-              </w:rPr>
-              <w:t xml:space="preserve">2026.10.03</w:t>
-            </w:r>
-          </w:p>
-        </w:tc>
-        <w:tc>
-          <w:tcPr>
-            <w:tcW w:type="dxa" w:w="3500"/>
-            <w:tcBorders>
-              <w:top w:val="single" w:color="000000" w:sz="4"/>
-              <w:left w:val="single" w:color="000000" w:sz="4"/>
-              <w:bottom w:val="single" w:color="000000" w:sz="4"/>
-              <w:right w:val="single" w:color="000000" w:sz="4"/>
-            </w:tcBorders>
-            <w:tcMar>
-              <w:top w:type="dxa" w:w="60"/>
-              <w:left w:type="dxa" w:w="100"/>
-              <w:bottom w:type="dxa" w:w="60"/>
-              <w:right w:type="dxa" w:w="100"/>
-            </w:tcMar>
-            <w:vAlign w:val="center"/>
-          </w:tcPr>
-          <w:p>
-            <w:pPr>
-              <w:keepNext w:val="false"/>
-              <w:jc w:val="center"/>
-            </w:pPr>
-            <w:r>
-              <w:rPr>
-                <w:rFonts w:ascii="맑은 고딕" w:cs="맑은 고딕" w:eastAsia="맑은 고딕" w:hAnsi="맑은 고딕"/>
-                <w:sz w:val="20"/>
-                <w:szCs w:val="20"/>
-              </w:rPr>
-              <w:t xml:space="preserve">초기 작성</w:t>
-            </w:r>
-          </w:p>
-        </w:tc>
-        <w:tc>
-          <w:tcPr>
-            <w:tcW w:type="dxa" w:w="1400"/>
-            <w:tcBorders>
-              <w:top w:val="single" w:color="000000" w:sz="4"/>
-              <w:left w:val="single" w:color="000000" w:sz="4"/>
-              <w:bottom w:val="single" w:color="000000" w:sz="4"/>
-              <w:right w:val="single" w:color="000000" w:sz="4"/>
-            </w:tcBorders>
-            <w:tcMar>
-              <w:top w:type="dxa" w:w="60"/>
-              <w:left w:type="dxa" w:w="100"/>
-              <w:bottom w:type="dxa" w:w="60"/>
-              <w:right w:type="dxa" w:w="100"/>
-            </w:tcMar>
-            <w:vAlign w:val="center"/>
-          </w:tcPr>
-          <w:p>
-            <w:pPr>
-              <w:keepNext w:val="false"/>
-              <w:jc w:val="center"/>
-            </w:pPr>
-            <w:r>
-              <w:rPr>
-                <w:rFonts w:ascii="맑은 고딕" w:cs="맑은 고딕" w:eastAsia="맑은 고딕" w:hAnsi="맑은 고딕"/>
-                <w:sz w:val="20"/>
-                <w:szCs w:val="20"/>
-              </w:rPr>
-              <w:t xml:space="preserve"/>
-            </w:r>
-          </w:p>
-        </w:tc>
-      </w:tr>
-    </w:tbl>
-    <w:p>
-      <w:r>
-        <w:br w:type="page"/>
-      </w:r>
-    </w:p>
-    <w:p/>
     <w:p>
       <w:pPr>
         <w:spacing w:after="400"/>
@@ -2401,7 +1590,7 @@
           <w:sz w:val="20"/>
           <w:szCs w:val="20"/>
         </w:rPr>
-        <w:t xml:space="preserve">3.2   데이터 요구사항 점검 리스트	10</w:t>
+        <w:t xml:space="preserve">3.2   데이터 요구사항 점검 리스트	11</w:t>
       </w:r>
     </w:p>
     <w:p>
@@ -2420,7 +1609,7 @@
           <w:sz w:val="20"/>
           <w:szCs w:val="20"/>
         </w:rPr>
-        <w:t xml:space="preserve">3.3   비기능 요구사항 점검 리스트	10</w:t>
+        <w:t xml:space="preserve">3.3   비기능 요구사항 점검 리스트	12</w:t>
       </w:r>
     </w:p>
     <w:p>
@@ -2439,7 +1628,7 @@
           <w:sz w:val="20"/>
           <w:szCs w:val="20"/>
         </w:rPr>
-        <w:t xml:space="preserve">3.4   종합 결과	11</w:t>
+        <w:t xml:space="preserve">3.4   종합 결과	13</w:t>
       </w:r>
     </w:p>
     <w:p>
@@ -2458,7 +1647,7 @@
           <w:sz w:val="22"/>
           <w:szCs w:val="22"/>
         </w:rPr>
-        <w:t xml:space="preserve">4. 보완 사항 및 조치 계획	12</w:t>
+        <w:t xml:space="preserve">4. 보완 사항 및 조치 계획	14</w:t>
       </w:r>
     </w:p>
     <w:p>
@@ -2477,17 +1666,86 @@
           <w:sz w:val="22"/>
           <w:szCs w:val="22"/>
         </w:rPr>
-        <w:t xml:space="preserve">5. 참고문헌	12</w:t>
+        <w:t xml:space="preserve">5. 보완 사항 반영 확인	15</w:t>
       </w:r>
     </w:p>
     <w:p>
+      <w:pPr>
+        <w:tabs>
+          <w:tab w:val="right" w:pos="9300" w:leader="dot"/>
+        </w:tabs>
+        <w:spacing w:after="140" w:before="0"/>
+        <w:ind w:left="700" w:right="300"/>
+      </w:pPr>
       <w:r>
-        <w:br w:type="page"/>
+        <w:rPr>
+          <w:rFonts w:ascii="맑은 고딕" w:cs="맑은 고딕" w:eastAsia="맑은 고딕" w:hAnsi="맑은 고딕"/>
+          <w:sz w:val="20"/>
+          <w:szCs w:val="20"/>
+        </w:rPr>
+        <w:t xml:space="preserve">5.1   반영 확인 결과	15</w:t>
+      </w:r>
+    </w:p>
+    <w:p>
+      <w:pPr>
+        <w:tabs>
+          <w:tab w:val="right" w:pos="9300" w:leader="dot"/>
+        </w:tabs>
+        <w:spacing w:after="140" w:before="0"/>
+        <w:ind w:left="700" w:right="300"/>
+      </w:pPr>
+      <w:r>
+        <w:rPr>
+          <w:rFonts w:ascii="맑은 고딕" w:cs="맑은 고딕" w:eastAsia="맑은 고딕" w:hAnsi="맑은 고딕"/>
+          <w:sz w:val="20"/>
+          <w:szCs w:val="20"/>
+        </w:rPr>
+        <w:t xml:space="preserve">5.2   신규 요구사항 점검	16</w:t>
+      </w:r>
+    </w:p>
+    <w:p>
+      <w:pPr>
+        <w:tabs>
+          <w:tab w:val="right" w:pos="9300" w:leader="dot"/>
+        </w:tabs>
+        <w:spacing w:after="140" w:before="0"/>
+        <w:ind w:left="700" w:right="300"/>
+      </w:pPr>
+      <w:r>
+        <w:rPr>
+          <w:rFonts w:ascii="맑은 고딕" w:cs="맑은 고딕" w:eastAsia="맑은 고딕" w:hAnsi="맑은 고딕"/>
+          <w:sz w:val="20"/>
+          <w:szCs w:val="20"/>
+        </w:rPr>
+        <w:t xml:space="preserve">5.3   최종 판정	16</w:t>
+      </w:r>
+    </w:p>
+    <w:p>
+      <w:pPr>
+        <w:tabs>
+          <w:tab w:val="right" w:pos="9300" w:leader="dot"/>
+        </w:tabs>
+        <w:spacing w:after="140" w:before="120"/>
+        <w:ind w:left="300" w:right="300"/>
+      </w:pPr>
+      <w:r>
+        <w:rPr>
+          <w:rFonts w:ascii="맑은 고딕" w:cs="맑은 고딕" w:eastAsia="맑은 고딕" w:hAnsi="맑은 고딕"/>
+          <w:b/>
+          <w:bCs/>
+          <w:sz w:val="22"/>
+          <w:szCs w:val="22"/>
+        </w:rPr>
+        <w:t>6. 참고문헌</w:t>
+        <w:tab/>
+        <w:t>0</w:t>
       </w:r>
     </w:p>
     <w:p>
       <w:pPr>
         <w:pStyle w:val="Heading1"/>
+        <w:keepNext/>
+        <w:pageBreakBefore/>
         <w:spacing w:after="160" w:before="120"/>
       </w:pPr>
       <w:r>
@@ -2505,6 +1763,7 @@
     <w:p>
       <w:pPr>
         <w:pStyle w:val="Heading2"/>
+        <w:keepNext/>
         <w:spacing w:after="120" w:before="280"/>
         <w:ind w:left="200"/>
       </w:pPr>
@@ -2545,12 +1804,13 @@
           <w:sz w:val="20"/>
           <w:szCs w:val="20"/>
         </w:rPr>
-        <w:t xml:space="preserve">본 문서는 FCare(퍼케어) 요구사항 분석서 v1.0.3을 대상으로 수행한 심사의 기준, 요구사항별 점검 결과, 보완 사항과 조치 계획을 기록한다.</w:t>
+        <w:t>본 문서는 FCare(퍼케어) 요구사항 분석서(2026.10.03 판)를 대상으로 수행한 심사의 기준, 요구사항별 점검 결과, 보완 사항과 조치 계획을 기록하고, 보완 사항이 개정된 분석서(2026.10.29 판)에 반영되었는지 다시 확인한 결과를 함께 기록한다.</w:t>
       </w:r>
     </w:p>
     <w:p>
       <w:pPr>
         <w:pStyle w:val="Heading2"/>
+        <w:keepNext/>
         <w:spacing w:after="120" w:before="280"/>
         <w:ind w:left="200"/>
       </w:pPr>
@@ -2583,6 +1843,7 @@
     <w:p>
       <w:pPr>
         <w:pStyle w:val="Heading2"/>
+        <w:keepNext/>
         <w:spacing w:after="120" w:before="280"/>
         <w:ind w:left="200"/>
       </w:pPr>
@@ -2609,17 +1870,14 @@
           <w:sz w:val="20"/>
           <w:szCs w:val="20"/>
         </w:rPr>
-        <w:t xml:space="preserve">본 심사는 요구사항 분석서 v1.0.3의 기능 요구사항(3.1), 데이터 요구사항(3.2), 비기능 요구사항(3.3)에 적용한다. 분석서에서 삭제 처리된 요구사항(CHK-02, GID-01, GID-02)은 심사 대상에서 제외하며, 화면(UI) 상세 설계와 회복 점수 계산식의 세부 가중치는 설계 단계의 범위이므로 다루지 않는다.</w:t>
-      </w:r>
-    </w:p>
-    <w:p>
-      <w:r>
-        <w:br w:type="page"/>
+        <w:t>본 심사는 요구사항 분석서의 기능 요구사항(3.1), 데이터 요구사항(3.2), 비기능 요구사항(3.3)에 적용한다. 분석서에서 삭제 처리된 요구사항(CHK-02, GID-01, GID-02)은 심사 대상에서 제외하며, 화면(UI) 상세 설계와 회복 점수 계산식의 세부 가중치는 설계 단계의 범위이므로 다루지 않는다.</w:t>
       </w:r>
     </w:p>
     <w:p>
       <w:pPr>
         <w:pStyle w:val="Heading1"/>
+        <w:keepNext/>
+        <w:pageBreakBefore/>
         <w:spacing w:after="160" w:before="120"/>
       </w:pPr>
       <w:r>
@@ -2637,6 +1895,7 @@
     <w:p>
       <w:pPr>
         <w:pStyle w:val="Heading2"/>
+        <w:keepNext/>
         <w:spacing w:after="120" w:before="280"/>
         <w:ind w:left="200"/>
       </w:pPr>
@@ -2850,7 +2109,7 @@
                 <w:sz w:val="20"/>
                 <w:szCs w:val="20"/>
               </w:rPr>
-              <w:t xml:space="preserve">문서 버전</w:t>
+              <w:t>대상 판</w:t>
             </w:r>
           </w:p>
         </w:tc>
@@ -2882,7 +2141,7 @@
                 <w:sz w:val="20"/>
                 <w:szCs w:val="20"/>
               </w:rPr>
-              <w:t xml:space="preserve">v1.0.3</w:t>
+              <w:t>2026.10.03 판 (1차 심사), 2026.10.29 판 (반영 확인)</w:t>
             </w:r>
           </w:p>
         </w:tc>
@@ -2953,7 +2212,7 @@
                 <w:sz w:val="20"/>
                 <w:szCs w:val="20"/>
               </w:rPr>
-              <w:t xml:space="preserve">기능 요구사항 34건, 데이터 요구사항 6건, 비기능 요구사항 6건 (총 46건)</w:t>
+              <w:t>기능 요구사항 34건, 데이터 요구사항 6건, 비기능 요구사항 6건 (총 46건), 반영 확인 시 신규 기능 요구사항 5건 추가</w:t>
             </w:r>
           </w:p>
         </w:tc>
@@ -3095,7 +2354,7 @@
                 <w:sz w:val="20"/>
                 <w:szCs w:val="20"/>
               </w:rPr>
-              <w:t xml:space="preserve">2026.10.03</w:t>
+              <w:t>2026.10.03 (1차 심사), 2026.10.29 (반영 확인)</w:t>
             </w:r>
           </w:p>
         </w:tc>
@@ -3175,6 +2434,7 @@
     <w:p>
       <w:pPr>
         <w:pStyle w:val="Heading2"/>
+        <w:keepNext/>
         <w:spacing w:after="120" w:before="280"/>
         <w:ind w:left="200"/>
       </w:pPr>
@@ -3640,13 +2900,10 @@
       </w:tr>
     </w:tbl>
     <w:p>
-      <w:r>
-        <w:br w:type="page"/>
-      </w:r>
-    </w:p>
-    <w:p>
       <w:pPr>
         <w:pStyle w:val="Heading2"/>
+        <w:keepNext/>
+        <w:pageBreakBefore/>
         <w:spacing w:after="120" w:before="280"/>
         <w:ind w:left="200"/>
       </w:pPr>
@@ -4505,13 +3762,10 @@
       </w:tr>
     </w:tbl>
     <w:p>
-      <w:r>
-        <w:br w:type="page"/>
-      </w:r>
-    </w:p>
-    <w:p>
       <w:pPr>
         <w:pStyle w:val="Heading1"/>
+        <w:keepNext/>
+        <w:pageBreakBefore/>
         <w:spacing w:after="160" w:before="120"/>
       </w:pPr>
       <w:r>
@@ -4529,6 +3783,7 @@
     <w:p>
       <w:pPr>
         <w:pStyle w:val="Heading2"/>
+        <w:keepNext/>
         <w:spacing w:after="120" w:before="280"/>
         <w:ind w:left="200"/>
       </w:pPr>
@@ -11242,6 +10497,7 @@
     <w:p>
       <w:pPr>
         <w:pStyle w:val="Heading2"/>
+        <w:keepNext/>
         <w:spacing w:after="120" w:before="280"/>
         <w:ind w:left="200"/>
       </w:pPr>
@@ -12241,6 +11497,7 @@
     <w:p>
       <w:pPr>
         <w:pStyle w:val="Heading2"/>
+        <w:keepNext/>
         <w:spacing w:after="120" w:before="280"/>
         <w:ind w:left="200"/>
       </w:pPr>
@@ -13233,13 +12490,10 @@
       </w:tr>
     </w:tbl>
     <w:p>
-      <w:r>
-        <w:br w:type="page"/>
-      </w:r>
-    </w:p>
-    <w:p>
       <w:pPr>
         <w:pStyle w:val="Heading2"/>
+        <w:keepNext/>
+        <w:pageBreakBefore/>
         <w:spacing w:after="120" w:before="280"/>
         <w:ind w:left="200"/>
       </w:pPr>
@@ -13266,7 +12520,7 @@
           <w:sz w:val="20"/>
           <w:szCs w:val="20"/>
         </w:rPr>
-        <w:t xml:space="preserve">심사 대상 46건 중 38건을 적합, 8건을 보완 필요로 판정하였으며 부적합은 없다. 보완 필요 항목은 대부분 예외 상황이나 입력 시점이 정의되지 않은 경우이다.</w:t>
+        <w:t>1차 심사(2026.10.03)에서 심사 대상 46건 중 38건을 적합, 8건을 보완 필요로 판정하였으며 부적합은 없다. 보완 필요 항목은 대부분 예외 상황이나 입력 시점이 정의되지 않은 경우이다. 보완 사항의 반영 결과는 5장에 기록한다.</w:t>
       </w:r>
     </w:p>
     <w:tbl>
@@ -13976,13 +13230,10 @@
       </w:tr>
     </w:tbl>
     <w:p>
-      <w:r>
-        <w:br w:type="page"/>
-      </w:r>
-    </w:p>
-    <w:p>
       <w:pPr>
         <w:pStyle w:val="Heading1"/>
+        <w:keepNext/>
+        <w:pageBreakBefore/>
         <w:spacing w:after="160" w:before="120"/>
       </w:pPr>
       <w:r>
@@ -15283,13 +14534,15 @@
           <w:sz w:val="20"/>
           <w:szCs w:val="20"/>
         </w:rPr>
-        <w:t xml:space="preserve">위 보완 사항은 팀 협의를 거쳐 요구사항 분석서 개정판에 반영하고, 반영 여부는 본 문서의 개정판에서 다시 확인한다.</w:t>
+        <w:t>위 보완 사항은 팀 협의를 거쳐 요구사항 분석서 개정판(2026.10.29 판)에 반영하였으며, 반영 여부는 5장에서 다시 확인한다.</w:t>
       </w:r>
     </w:p>
     <w:p/>
     <w:p>
       <w:pPr>
         <w:pStyle w:val="Heading1"/>
+        <w:keepNext/>
+        <w:pageBreakBefore/>
         <w:spacing w:after="160" w:before="120"/>
       </w:pPr>
       <w:r>
@@ -15301,7 +14554,2913 @@
           <w:sz w:val="28"/>
           <w:szCs w:val="28"/>
         </w:rPr>
-        <w:t xml:space="preserve">5. 참고문헌</w:t>
+        <w:t xml:space="preserve">5. 보완 사항 반영 확인</w:t>
+      </w:r>
+    </w:p>
+    <w:p>
+      <w:pPr>
+        <w:pStyle w:val="Heading2"/>
+        <w:keepNext/>
+        <w:spacing w:after="120" w:before="280"/>
+        <w:ind w:left="200"/>
+      </w:pPr>
+      <w:r>
+        <w:rPr>
+          <w:rFonts w:ascii="맑은 고딕" w:cs="맑은 고딕" w:eastAsia="맑은 고딕" w:hAnsi="맑은 고딕"/>
+          <w:b/>
+          <w:bCs/>
+          <w:color w:val="000000"/>
+          <w:sz w:val="24"/>
+          <w:szCs w:val="24"/>
+        </w:rPr>
+        <w:t xml:space="preserve">5.1 반영 확인 결과</w:t>
+      </w:r>
+    </w:p>
+    <w:p>
+      <w:pPr>
+        <w:keepNext/>
+        <w:keepLines/>
+        <w:spacing w:after="120" w:line="340"/>
+        <w:ind w:left="400"/>
+      </w:pPr>
+      <w:r>
+        <w:rPr>
+          <w:rFonts w:ascii="맑은 고딕" w:cs="맑은 고딕" w:eastAsia="맑은 고딕" w:hAnsi="맑은 고딕"/>
+          <w:sz w:val="20"/>
+          <w:szCs w:val="20"/>
+        </w:rPr>
+        <w:t xml:space="preserve">4장의 보완 사항 8건이 요구사항 분석서(2026.10.29 판)에 반영되었는지 확인한 결과는 다음과 같다.</w:t>
+      </w:r>
+    </w:p>
+    <w:tbl>
+      <w:tblPr>
+        <w:tblW w:type="dxa" w:w="9300"/>
+        <w:jc w:val="center"/>
+        <w:tblBorders>
+          <w:top w:val="single" w:color="auto" w:sz="4"/>
+          <w:left w:val="single" w:color="auto" w:sz="4"/>
+          <w:bottom w:val="single" w:color="auto" w:sz="4"/>
+          <w:right w:val="single" w:color="auto" w:sz="4"/>
+          <w:insideH w:val="single" w:color="auto" w:sz="4"/>
+          <w:insideV w:val="single" w:color="auto" w:sz="4"/>
+        </w:tblBorders>
+      </w:tblPr>
+      <w:tblGrid>
+        <w:gridCol w:w="700"/>
+        <w:gridCol w:w="1500"/>
+        <w:gridCol w:w="5700"/>
+        <w:gridCol w:w="1400"/>
+      </w:tblGrid>
+      <w:tr>
+        <w:trPr>
+          <w:cantSplit/>
+          <w:tblHeader/>
+        </w:trPr>
+        <w:tc>
+          <w:tcPr>
+            <w:tcW w:type="dxa" w:w="700"/>
+            <w:tcBorders>
+              <w:top w:val="single" w:color="000000" w:sz="4"/>
+              <w:left w:val="single" w:color="000000" w:sz="4"/>
+              <w:bottom w:val="single" w:color="000000" w:sz="4"/>
+              <w:right w:val="single" w:color="000000" w:sz="4"/>
+            </w:tcBorders>
+            <w:shd w:fill="D9D9D9" w:color="auto" w:val="clear"/>
+            <w:tcMar>
+              <w:top w:type="dxa" w:w="60"/>
+              <w:left w:type="dxa" w:w="100"/>
+              <w:bottom w:type="dxa" w:w="60"/>
+              <w:right w:type="dxa" w:w="100"/>
+            </w:tcMar>
+            <w:vAlign w:val="center"/>
+          </w:tcPr>
+          <w:p>
+            <w:pPr>
+              <w:keepNext/>
+              <w:jc w:val="center"/>
+            </w:pPr>
+            <w:r>
+              <w:rPr>
+                <w:rFonts w:ascii="맑은 고딕" w:cs="맑은 고딕" w:eastAsia="맑은 고딕" w:hAnsi="맑은 고딕"/>
+                <w:b/>
+                <w:bCs/>
+                <w:sz w:val="20"/>
+                <w:szCs w:val="20"/>
+              </w:rPr>
+              <w:t xml:space="preserve">번호</w:t>
+            </w:r>
+          </w:p>
+        </w:tc>
+        <w:tc>
+          <w:tcPr>
+            <w:tcW w:type="dxa" w:w="1500"/>
+            <w:tcBorders>
+              <w:top w:val="single" w:color="000000" w:sz="4"/>
+              <w:left w:val="single" w:color="000000" w:sz="4"/>
+              <w:bottom w:val="single" w:color="000000" w:sz="4"/>
+              <w:right w:val="single" w:color="000000" w:sz="4"/>
+            </w:tcBorders>
+            <w:shd w:fill="D9D9D9" w:color="auto" w:val="clear"/>
+            <w:tcMar>
+              <w:top w:type="dxa" w:w="60"/>
+              <w:left w:type="dxa" w:w="100"/>
+              <w:bottom w:type="dxa" w:w="60"/>
+              <w:right w:type="dxa" w:w="100"/>
+            </w:tcMar>
+            <w:vAlign w:val="center"/>
+          </w:tcPr>
+          <w:p>
+            <w:pPr>
+              <w:keepNext/>
+              <w:jc w:val="center"/>
+            </w:pPr>
+            <w:r>
+              <w:rPr>
+                <w:rFonts w:ascii="맑은 고딕" w:cs="맑은 고딕" w:eastAsia="맑은 고딕" w:hAnsi="맑은 고딕"/>
+                <w:b/>
+                <w:bCs/>
+                <w:sz w:val="20"/>
+                <w:szCs w:val="20"/>
+              </w:rPr>
+              <w:t xml:space="preserve">대상</w:t>
+            </w:r>
+          </w:p>
+        </w:tc>
+        <w:tc>
+          <w:tcPr>
+            <w:tcW w:type="dxa" w:w="5700"/>
+            <w:tcBorders>
+              <w:top w:val="single" w:color="000000" w:sz="4"/>
+              <w:left w:val="single" w:color="000000" w:sz="4"/>
+              <w:bottom w:val="single" w:color="000000" w:sz="4"/>
+              <w:right w:val="single" w:color="000000" w:sz="4"/>
+            </w:tcBorders>
+            <w:shd w:fill="D9D9D9" w:color="auto" w:val="clear"/>
+            <w:tcMar>
+              <w:top w:type="dxa" w:w="60"/>
+              <w:left w:type="dxa" w:w="100"/>
+              <w:bottom w:type="dxa" w:w="60"/>
+              <w:right w:type="dxa" w:w="100"/>
+            </w:tcMar>
+            <w:vAlign w:val="center"/>
+          </w:tcPr>
+          <w:p>
+            <w:pPr>
+              <w:keepNext/>
+              <w:jc w:val="center"/>
+            </w:pPr>
+            <w:r>
+              <w:rPr>
+                <w:rFonts w:ascii="맑은 고딕" w:cs="맑은 고딕" w:eastAsia="맑은 고딕" w:hAnsi="맑은 고딕"/>
+                <w:b/>
+                <w:bCs/>
+                <w:sz w:val="20"/>
+                <w:szCs w:val="20"/>
+              </w:rPr>
+              <w:t xml:space="preserve">반영 내용</w:t>
+            </w:r>
+          </w:p>
+        </w:tc>
+        <w:tc>
+          <w:tcPr>
+            <w:tcW w:type="dxa" w:w="1400"/>
+            <w:tcBorders>
+              <w:top w:val="single" w:color="000000" w:sz="4"/>
+              <w:left w:val="single" w:color="000000" w:sz="4"/>
+              <w:bottom w:val="single" w:color="000000" w:sz="4"/>
+              <w:right w:val="single" w:color="000000" w:sz="4"/>
+            </w:tcBorders>
+            <w:shd w:fill="D9D9D9" w:color="auto" w:val="clear"/>
+            <w:tcMar>
+              <w:top w:type="dxa" w:w="60"/>
+              <w:left w:type="dxa" w:w="100"/>
+              <w:bottom w:type="dxa" w:w="60"/>
+              <w:right w:type="dxa" w:w="100"/>
+            </w:tcMar>
+            <w:vAlign w:val="center"/>
+          </w:tcPr>
+          <w:p>
+            <w:pPr>
+              <w:keepNext/>
+              <w:jc w:val="center"/>
+            </w:pPr>
+            <w:r>
+              <w:rPr>
+                <w:rFonts w:ascii="맑은 고딕" w:cs="맑은 고딕" w:eastAsia="맑은 고딕" w:hAnsi="맑은 고딕"/>
+                <w:b/>
+                <w:bCs/>
+                <w:sz w:val="20"/>
+                <w:szCs w:val="20"/>
+              </w:rPr>
+              <w:t xml:space="preserve">확인 결과</w:t>
+            </w:r>
+          </w:p>
+        </w:tc>
+      </w:tr>
+      <w:tr>
+        <w:trPr>
+          <w:cantSplit/>
+        </w:trPr>
+        <w:tc>
+          <w:tcPr>
+            <w:tcW w:type="dxa" w:w="700"/>
+            <w:tcBorders>
+              <w:top w:val="single" w:color="000000" w:sz="4"/>
+              <w:left w:val="single" w:color="000000" w:sz="4"/>
+              <w:bottom w:val="single" w:color="000000" w:sz="4"/>
+              <w:right w:val="single" w:color="000000" w:sz="4"/>
+            </w:tcBorders>
+            <w:tcMar>
+              <w:top w:type="dxa" w:w="60"/>
+              <w:left w:type="dxa" w:w="100"/>
+              <w:bottom w:type="dxa" w:w="60"/>
+              <w:right w:type="dxa" w:w="100"/>
+            </w:tcMar>
+            <w:vAlign w:val="center"/>
+          </w:tcPr>
+          <w:p>
+            <w:pPr>
+              <w:keepNext w:val="false"/>
+              <w:jc w:val="center"/>
+            </w:pPr>
+            <w:r>
+              <w:rPr>
+                <w:rFonts w:ascii="맑은 고딕" w:cs="맑은 고딕" w:eastAsia="맑은 고딕" w:hAnsi="맑은 고딕"/>
+                <w:sz w:val="20"/>
+                <w:szCs w:val="20"/>
+              </w:rPr>
+              <w:t xml:space="preserve">1</w:t>
+            </w:r>
+          </w:p>
+        </w:tc>
+        <w:tc>
+          <w:tcPr>
+            <w:tcW w:type="dxa" w:w="1500"/>
+            <w:tcBorders>
+              <w:top w:val="single" w:color="000000" w:sz="4"/>
+              <w:left w:val="single" w:color="000000" w:sz="4"/>
+              <w:bottom w:val="single" w:color="000000" w:sz="4"/>
+              <w:right w:val="single" w:color="000000" w:sz="4"/>
+            </w:tcBorders>
+            <w:tcMar>
+              <w:top w:type="dxa" w:w="60"/>
+              <w:left w:type="dxa" w:w="100"/>
+              <w:bottom w:type="dxa" w:w="60"/>
+              <w:right w:type="dxa" w:w="100"/>
+            </w:tcMar>
+            <w:vAlign w:val="center"/>
+          </w:tcPr>
+          <w:p>
+            <w:pPr>
+              <w:keepNext w:val="false"/>
+              <w:jc w:val="center"/>
+            </w:pPr>
+            <w:r>
+              <w:rPr>
+                <w:rFonts w:ascii="맑은 고딕" w:cs="맑은 고딕" w:eastAsia="맑은 고딕" w:hAnsi="맑은 고딕"/>
+                <w:sz w:val="20"/>
+                <w:szCs w:val="20"/>
+              </w:rPr>
+              <w:t xml:space="preserve">PRM-03</w:t>
+            </w:r>
+          </w:p>
+        </w:tc>
+        <w:tc>
+          <w:tcPr>
+            <w:tcW w:type="dxa" w:w="5700"/>
+            <w:tcBorders>
+              <w:top w:val="single" w:color="000000" w:sz="4"/>
+              <w:left w:val="single" w:color="000000" w:sz="4"/>
+              <w:bottom w:val="single" w:color="000000" w:sz="4"/>
+              <w:right w:val="single" w:color="000000" w:sz="4"/>
+            </w:tcBorders>
+            <w:tcMar>
+              <w:top w:type="dxa" w:w="60"/>
+              <w:left w:type="dxa" w:w="100"/>
+              <w:bottom w:type="dxa" w:w="60"/>
+              <w:right w:type="dxa" w:w="100"/>
+            </w:tcMar>
+            <w:vAlign w:val="center"/>
+          </w:tcPr>
+          <w:p>
+            <w:pPr>
+              <w:keepNext w:val="false"/>
+              <w:jc w:val="left"/>
+            </w:pPr>
+            <w:r>
+              <w:rPr>
+                <w:rFonts w:ascii="맑은 고딕" w:cs="맑은 고딕" w:eastAsia="맑은 고딕" w:hAnsi="맑은 고딕"/>
+                <w:sz w:val="20"/>
+                <w:szCs w:val="20"/>
+              </w:rPr>
+              <w:t xml:space="preserve">PRM-03을 수면 직접 입력 화면으로 안내하도록 수정하고, PRM-05(날짜·잠든 시각·깬 시각 입력, 총 수면 시간 자동 계산)를 추가</w:t>
+            </w:r>
+          </w:p>
+        </w:tc>
+        <w:tc>
+          <w:tcPr>
+            <w:tcW w:type="dxa" w:w="1400"/>
+            <w:tcBorders>
+              <w:top w:val="single" w:color="000000" w:sz="4"/>
+              <w:left w:val="single" w:color="000000" w:sz="4"/>
+              <w:bottom w:val="single" w:color="000000" w:sz="4"/>
+              <w:right w:val="single" w:color="000000" w:sz="4"/>
+            </w:tcBorders>
+            <w:tcMar>
+              <w:top w:type="dxa" w:w="60"/>
+              <w:left w:type="dxa" w:w="100"/>
+              <w:bottom w:type="dxa" w:w="60"/>
+              <w:right w:type="dxa" w:w="100"/>
+            </w:tcMar>
+            <w:vAlign w:val="center"/>
+          </w:tcPr>
+          <w:p>
+            <w:pPr>
+              <w:keepNext w:val="false"/>
+              <w:jc w:val="center"/>
+            </w:pPr>
+            <w:r>
+              <w:rPr>
+                <w:rFonts w:ascii="맑은 고딕" w:cs="맑은 고딕" w:eastAsia="맑은 고딕" w:hAnsi="맑은 고딕"/>
+                <w:sz w:val="20"/>
+                <w:szCs w:val="20"/>
+              </w:rPr>
+              <w:t xml:space="preserve">반영</w:t>
+            </w:r>
+          </w:p>
+        </w:tc>
+      </w:tr>
+      <w:tr>
+        <w:trPr>
+          <w:cantSplit/>
+        </w:trPr>
+        <w:tc>
+          <w:tcPr>
+            <w:tcW w:type="dxa" w:w="700"/>
+            <w:tcBorders>
+              <w:top w:val="single" w:color="000000" w:sz="4"/>
+              <w:left w:val="single" w:color="000000" w:sz="4"/>
+              <w:bottom w:val="single" w:color="000000" w:sz="4"/>
+              <w:right w:val="single" w:color="000000" w:sz="4"/>
+            </w:tcBorders>
+            <w:tcMar>
+              <w:top w:type="dxa" w:w="60"/>
+              <w:left w:type="dxa" w:w="100"/>
+              <w:bottom w:type="dxa" w:w="60"/>
+              <w:right w:type="dxa" w:w="100"/>
+            </w:tcMar>
+            <w:vAlign w:val="center"/>
+          </w:tcPr>
+          <w:p>
+            <w:pPr>
+              <w:keepNext w:val="false"/>
+              <w:jc w:val="center"/>
+            </w:pPr>
+            <w:r>
+              <w:rPr>
+                <w:rFonts w:ascii="맑은 고딕" w:cs="맑은 고딕" w:eastAsia="맑은 고딕" w:hAnsi="맑은 고딕"/>
+                <w:sz w:val="20"/>
+                <w:szCs w:val="20"/>
+              </w:rPr>
+              <w:t xml:space="preserve">2</w:t>
+            </w:r>
+          </w:p>
+        </w:tc>
+        <w:tc>
+          <w:tcPr>
+            <w:tcW w:type="dxa" w:w="1500"/>
+            <w:tcBorders>
+              <w:top w:val="single" w:color="000000" w:sz="4"/>
+              <w:left w:val="single" w:color="000000" w:sz="4"/>
+              <w:bottom w:val="single" w:color="000000" w:sz="4"/>
+              <w:right w:val="single" w:color="000000" w:sz="4"/>
+            </w:tcBorders>
+            <w:tcMar>
+              <w:top w:type="dxa" w:w="60"/>
+              <w:left w:type="dxa" w:w="100"/>
+              <w:bottom w:type="dxa" w:w="60"/>
+              <w:right w:type="dxa" w:w="100"/>
+            </w:tcMar>
+            <w:vAlign w:val="center"/>
+          </w:tcPr>
+          <w:p>
+            <w:pPr>
+              <w:keepNext w:val="false"/>
+              <w:jc w:val="center"/>
+            </w:pPr>
+            <w:r>
+              <w:rPr>
+                <w:rFonts w:ascii="맑은 고딕" w:cs="맑은 고딕" w:eastAsia="맑은 고딕" w:hAnsi="맑은 고딕"/>
+                <w:sz w:val="20"/>
+                <w:szCs w:val="20"/>
+              </w:rPr>
+              <w:t xml:space="preserve">HOM-01</w:t>
+            </w:r>
+          </w:p>
+        </w:tc>
+        <w:tc>
+          <w:tcPr>
+            <w:tcW w:type="dxa" w:w="5700"/>
+            <w:tcBorders>
+              <w:top w:val="single" w:color="000000" w:sz="4"/>
+              <w:left w:val="single" w:color="000000" w:sz="4"/>
+              <w:bottom w:val="single" w:color="000000" w:sz="4"/>
+              <w:right w:val="single" w:color="000000" w:sz="4"/>
+            </w:tcBorders>
+            <w:tcMar>
+              <w:top w:type="dxa" w:w="60"/>
+              <w:left w:type="dxa" w:w="100"/>
+              <w:bottom w:type="dxa" w:w="60"/>
+              <w:right w:type="dxa" w:w="100"/>
+            </w:tcMar>
+            <w:vAlign w:val="center"/>
+          </w:tcPr>
+          <w:p>
+            <w:pPr>
+              <w:keepNext w:val="false"/>
+              <w:jc w:val="left"/>
+            </w:pPr>
+            <w:r>
+              <w:rPr>
+                <w:rFonts w:ascii="맑은 고딕" w:cs="맑은 고딕" w:eastAsia="맑은 고딕" w:hAnsi="맑은 고딕"/>
+                <w:sz w:val="20"/>
+                <w:szCs w:val="20"/>
+              </w:rPr>
+              <w:t xml:space="preserve">HOM-01을 오늘(예측 대상 날짜)의 회복 점수로 명확히 하고, HOM-06(체크인 제출 시 1회 계산·다음 날까지 고정, 12:00 자동 확정)과 HOM-07(체크인 전 직전 점수 표시, 수면 기록 없을 때 다시 불러오기·직접 입력)을 추가</w:t>
+            </w:r>
+          </w:p>
+        </w:tc>
+        <w:tc>
+          <w:tcPr>
+            <w:tcW w:type="dxa" w:w="1400"/>
+            <w:tcBorders>
+              <w:top w:val="single" w:color="000000" w:sz="4"/>
+              <w:left w:val="single" w:color="000000" w:sz="4"/>
+              <w:bottom w:val="single" w:color="000000" w:sz="4"/>
+              <w:right w:val="single" w:color="000000" w:sz="4"/>
+            </w:tcBorders>
+            <w:tcMar>
+              <w:top w:type="dxa" w:w="60"/>
+              <w:left w:type="dxa" w:w="100"/>
+              <w:bottom w:type="dxa" w:w="60"/>
+              <w:right w:type="dxa" w:w="100"/>
+            </w:tcMar>
+            <w:vAlign w:val="center"/>
+          </w:tcPr>
+          <w:p>
+            <w:pPr>
+              <w:keepNext w:val="false"/>
+              <w:jc w:val="center"/>
+            </w:pPr>
+            <w:r>
+              <w:rPr>
+                <w:rFonts w:ascii="맑은 고딕" w:cs="맑은 고딕" w:eastAsia="맑은 고딕" w:hAnsi="맑은 고딕"/>
+                <w:sz w:val="20"/>
+                <w:szCs w:val="20"/>
+              </w:rPr>
+              <w:t xml:space="preserve">반영</w:t>
+            </w:r>
+          </w:p>
+        </w:tc>
+      </w:tr>
+      <w:tr>
+        <w:trPr>
+          <w:cantSplit/>
+        </w:trPr>
+        <w:tc>
+          <w:tcPr>
+            <w:tcW w:type="dxa" w:w="700"/>
+            <w:tcBorders>
+              <w:top w:val="single" w:color="000000" w:sz="4"/>
+              <w:left w:val="single" w:color="000000" w:sz="4"/>
+              <w:bottom w:val="single" w:color="000000" w:sz="4"/>
+              <w:right w:val="single" w:color="000000" w:sz="4"/>
+            </w:tcBorders>
+            <w:tcMar>
+              <w:top w:type="dxa" w:w="60"/>
+              <w:left w:type="dxa" w:w="100"/>
+              <w:bottom w:type="dxa" w:w="60"/>
+              <w:right w:type="dxa" w:w="100"/>
+            </w:tcMar>
+            <w:vAlign w:val="center"/>
+          </w:tcPr>
+          <w:p>
+            <w:pPr>
+              <w:keepNext w:val="false"/>
+              <w:jc w:val="center"/>
+            </w:pPr>
+            <w:r>
+              <w:rPr>
+                <w:rFonts w:ascii="맑은 고딕" w:cs="맑은 고딕" w:eastAsia="맑은 고딕" w:hAnsi="맑은 고딕"/>
+                <w:sz w:val="20"/>
+                <w:szCs w:val="20"/>
+              </w:rPr>
+              <w:t xml:space="preserve">3</w:t>
+            </w:r>
+          </w:p>
+        </w:tc>
+        <w:tc>
+          <w:tcPr>
+            <w:tcW w:type="dxa" w:w="1500"/>
+            <w:tcBorders>
+              <w:top w:val="single" w:color="000000" w:sz="4"/>
+              <w:left w:val="single" w:color="000000" w:sz="4"/>
+              <w:bottom w:val="single" w:color="000000" w:sz="4"/>
+              <w:right w:val="single" w:color="000000" w:sz="4"/>
+            </w:tcBorders>
+            <w:tcMar>
+              <w:top w:type="dxa" w:w="60"/>
+              <w:left w:type="dxa" w:w="100"/>
+              <w:bottom w:type="dxa" w:w="60"/>
+              <w:right w:type="dxa" w:w="100"/>
+            </w:tcMar>
+            <w:vAlign w:val="center"/>
+          </w:tcPr>
+          <w:p>
+            <w:pPr>
+              <w:keepNext w:val="false"/>
+              <w:jc w:val="center"/>
+            </w:pPr>
+            <w:r>
+              <w:rPr>
+                <w:rFonts w:ascii="맑은 고딕" w:cs="맑은 고딕" w:eastAsia="맑은 고딕" w:hAnsi="맑은 고딕"/>
+                <w:sz w:val="20"/>
+                <w:szCs w:val="20"/>
+              </w:rPr>
+              <w:t xml:space="preserve">HOM-03</w:t>
+            </w:r>
+          </w:p>
+        </w:tc>
+        <w:tc>
+          <w:tcPr>
+            <w:tcW w:type="dxa" w:w="5700"/>
+            <w:tcBorders>
+              <w:top w:val="single" w:color="000000" w:sz="4"/>
+              <w:left w:val="single" w:color="000000" w:sz="4"/>
+              <w:bottom w:val="single" w:color="000000" w:sz="4"/>
+              <w:right w:val="single" w:color="000000" w:sz="4"/>
+            </w:tcBorders>
+            <w:tcMar>
+              <w:top w:type="dxa" w:w="60"/>
+              <w:left w:type="dxa" w:w="100"/>
+              <w:bottom w:type="dxa" w:w="60"/>
+              <w:right w:type="dxa" w:w="100"/>
+            </w:tcMar>
+            <w:vAlign w:val="center"/>
+          </w:tcPr>
+          <w:p>
+            <w:pPr>
+              <w:keepNext w:val="false"/>
+              <w:jc w:val="left"/>
+            </w:pPr>
+            <w:r>
+              <w:rPr>
+                <w:rFonts w:ascii="맑은 고딕" w:cs="맑은 고딕" w:eastAsia="맑은 고딕" w:hAnsi="맑은 고딕"/>
+                <w:sz w:val="20"/>
+                <w:szCs w:val="20"/>
+              </w:rPr>
+              <w:t xml:space="preserve">등급(4단계)마다 문구 1개를 표시하도록 기준을 정하고, 문구 내용은 설계 단계에서 확정</w:t>
+            </w:r>
+          </w:p>
+        </w:tc>
+        <w:tc>
+          <w:tcPr>
+            <w:tcW w:type="dxa" w:w="1400"/>
+            <w:tcBorders>
+              <w:top w:val="single" w:color="000000" w:sz="4"/>
+              <w:left w:val="single" w:color="000000" w:sz="4"/>
+              <w:bottom w:val="single" w:color="000000" w:sz="4"/>
+              <w:right w:val="single" w:color="000000" w:sz="4"/>
+            </w:tcBorders>
+            <w:tcMar>
+              <w:top w:type="dxa" w:w="60"/>
+              <w:left w:type="dxa" w:w="100"/>
+              <w:bottom w:type="dxa" w:w="60"/>
+              <w:right w:type="dxa" w:w="100"/>
+            </w:tcMar>
+            <w:vAlign w:val="center"/>
+          </w:tcPr>
+          <w:p>
+            <w:pPr>
+              <w:keepNext w:val="false"/>
+              <w:jc w:val="center"/>
+            </w:pPr>
+            <w:r>
+              <w:rPr>
+                <w:rFonts w:ascii="맑은 고딕" w:cs="맑은 고딕" w:eastAsia="맑은 고딕" w:hAnsi="맑은 고딕"/>
+                <w:sz w:val="20"/>
+                <w:szCs w:val="20"/>
+              </w:rPr>
+              <w:t xml:space="preserve">반영</w:t>
+            </w:r>
+          </w:p>
+        </w:tc>
+      </w:tr>
+      <w:tr>
+        <w:trPr>
+          <w:cantSplit/>
+        </w:trPr>
+        <w:tc>
+          <w:tcPr>
+            <w:tcW w:type="dxa" w:w="700"/>
+            <w:tcBorders>
+              <w:top w:val="single" w:color="000000" w:sz="4"/>
+              <w:left w:val="single" w:color="000000" w:sz="4"/>
+              <w:bottom w:val="single" w:color="000000" w:sz="4"/>
+              <w:right w:val="single" w:color="000000" w:sz="4"/>
+            </w:tcBorders>
+            <w:tcMar>
+              <w:top w:type="dxa" w:w="60"/>
+              <w:left w:type="dxa" w:w="100"/>
+              <w:bottom w:type="dxa" w:w="60"/>
+              <w:right w:type="dxa" w:w="100"/>
+            </w:tcMar>
+            <w:vAlign w:val="center"/>
+          </w:tcPr>
+          <w:p>
+            <w:pPr>
+              <w:keepNext w:val="false"/>
+              <w:jc w:val="center"/>
+            </w:pPr>
+            <w:r>
+              <w:rPr>
+                <w:rFonts w:ascii="맑은 고딕" w:cs="맑은 고딕" w:eastAsia="맑은 고딕" w:hAnsi="맑은 고딕"/>
+                <w:sz w:val="20"/>
+                <w:szCs w:val="20"/>
+              </w:rPr>
+              <w:t xml:space="preserve">4</w:t>
+            </w:r>
+          </w:p>
+        </w:tc>
+        <w:tc>
+          <w:tcPr>
+            <w:tcW w:type="dxa" w:w="1500"/>
+            <w:tcBorders>
+              <w:top w:val="single" w:color="000000" w:sz="4"/>
+              <w:left w:val="single" w:color="000000" w:sz="4"/>
+              <w:bottom w:val="single" w:color="000000" w:sz="4"/>
+              <w:right w:val="single" w:color="000000" w:sz="4"/>
+            </w:tcBorders>
+            <w:tcMar>
+              <w:top w:type="dxa" w:w="60"/>
+              <w:left w:type="dxa" w:w="100"/>
+              <w:bottom w:type="dxa" w:w="60"/>
+              <w:right w:type="dxa" w:w="100"/>
+            </w:tcMar>
+            <w:vAlign w:val="center"/>
+          </w:tcPr>
+          <w:p>
+            <w:pPr>
+              <w:keepNext w:val="false"/>
+              <w:jc w:val="center"/>
+            </w:pPr>
+            <w:r>
+              <w:rPr>
+                <w:rFonts w:ascii="맑은 고딕" w:cs="맑은 고딕" w:eastAsia="맑은 고딕" w:hAnsi="맑은 고딕"/>
+                <w:sz w:val="20"/>
+                <w:szCs w:val="20"/>
+              </w:rPr>
+              <w:t xml:space="preserve">EXE-04</w:t>
+            </w:r>
+          </w:p>
+        </w:tc>
+        <w:tc>
+          <w:tcPr>
+            <w:tcW w:type="dxa" w:w="5700"/>
+            <w:tcBorders>
+              <w:top w:val="single" w:color="000000" w:sz="4"/>
+              <w:left w:val="single" w:color="000000" w:sz="4"/>
+              <w:bottom w:val="single" w:color="000000" w:sz="4"/>
+              <w:right w:val="single" w:color="000000" w:sz="4"/>
+            </w:tcBorders>
+            <w:tcMar>
+              <w:top w:type="dxa" w:w="60"/>
+              <w:left w:type="dxa" w:w="100"/>
+              <w:bottom w:type="dxa" w:w="60"/>
+              <w:right w:type="dxa" w:w="100"/>
+            </w:tcMar>
+            <w:vAlign w:val="center"/>
+          </w:tcPr>
+          <w:p>
+            <w:pPr>
+              <w:keepNext w:val="false"/>
+              <w:jc w:val="left"/>
+            </w:pPr>
+            <w:r>
+              <w:rPr>
+                <w:rFonts w:ascii="맑은 고딕" w:cs="맑은 고딕" w:eastAsia="맑은 고딕" w:hAnsi="맑은 고딕"/>
+                <w:sz w:val="20"/>
+                <w:szCs w:val="20"/>
+              </w:rPr>
+              <w:t xml:space="preserve">수정 시 근육통도 함께 수정, 삭제 시 남은 기록 중 마지막 근육통 값 사용, 남은 기록이 없으면 미입력 처리</w:t>
+            </w:r>
+          </w:p>
+        </w:tc>
+        <w:tc>
+          <w:tcPr>
+            <w:tcW w:type="dxa" w:w="1400"/>
+            <w:tcBorders>
+              <w:top w:val="single" w:color="000000" w:sz="4"/>
+              <w:left w:val="single" w:color="000000" w:sz="4"/>
+              <w:bottom w:val="single" w:color="000000" w:sz="4"/>
+              <w:right w:val="single" w:color="000000" w:sz="4"/>
+            </w:tcBorders>
+            <w:tcMar>
+              <w:top w:type="dxa" w:w="60"/>
+              <w:left w:type="dxa" w:w="100"/>
+              <w:bottom w:type="dxa" w:w="60"/>
+              <w:right w:type="dxa" w:w="100"/>
+            </w:tcMar>
+            <w:vAlign w:val="center"/>
+          </w:tcPr>
+          <w:p>
+            <w:pPr>
+              <w:keepNext w:val="false"/>
+              <w:jc w:val="center"/>
+            </w:pPr>
+            <w:r>
+              <w:rPr>
+                <w:rFonts w:ascii="맑은 고딕" w:cs="맑은 고딕" w:eastAsia="맑은 고딕" w:hAnsi="맑은 고딕"/>
+                <w:sz w:val="20"/>
+                <w:szCs w:val="20"/>
+              </w:rPr>
+              <w:t xml:space="preserve">반영</w:t>
+            </w:r>
+          </w:p>
+        </w:tc>
+      </w:tr>
+      <w:tr>
+        <w:trPr>
+          <w:cantSplit/>
+        </w:trPr>
+        <w:tc>
+          <w:tcPr>
+            <w:tcW w:type="dxa" w:w="700"/>
+            <w:tcBorders>
+              <w:top w:val="single" w:color="000000" w:sz="4"/>
+              <w:left w:val="single" w:color="000000" w:sz="4"/>
+              <w:bottom w:val="single" w:color="000000" w:sz="4"/>
+              <w:right w:val="single" w:color="000000" w:sz="4"/>
+            </w:tcBorders>
+            <w:tcMar>
+              <w:top w:type="dxa" w:w="60"/>
+              <w:left w:type="dxa" w:w="100"/>
+              <w:bottom w:type="dxa" w:w="60"/>
+              <w:right w:type="dxa" w:w="100"/>
+            </w:tcMar>
+            <w:vAlign w:val="center"/>
+          </w:tcPr>
+          <w:p>
+            <w:pPr>
+              <w:keepNext w:val="false"/>
+              <w:jc w:val="center"/>
+            </w:pPr>
+            <w:r>
+              <w:rPr>
+                <w:rFonts w:ascii="맑은 고딕" w:cs="맑은 고딕" w:eastAsia="맑은 고딕" w:hAnsi="맑은 고딕"/>
+                <w:sz w:val="20"/>
+                <w:szCs w:val="20"/>
+              </w:rPr>
+              <w:t xml:space="preserve">5</w:t>
+            </w:r>
+          </w:p>
+        </w:tc>
+        <w:tc>
+          <w:tcPr>
+            <w:tcW w:type="dxa" w:w="1500"/>
+            <w:tcBorders>
+              <w:top w:val="single" w:color="000000" w:sz="4"/>
+              <w:left w:val="single" w:color="000000" w:sz="4"/>
+              <w:bottom w:val="single" w:color="000000" w:sz="4"/>
+              <w:right w:val="single" w:color="000000" w:sz="4"/>
+            </w:tcBorders>
+            <w:tcMar>
+              <w:top w:type="dxa" w:w="60"/>
+              <w:left w:type="dxa" w:w="100"/>
+              <w:bottom w:type="dxa" w:w="60"/>
+              <w:right w:type="dxa" w:w="100"/>
+            </w:tcMar>
+            <w:vAlign w:val="center"/>
+          </w:tcPr>
+          <w:p>
+            <w:pPr>
+              <w:keepNext w:val="false"/>
+              <w:jc w:val="center"/>
+            </w:pPr>
+            <w:r>
+              <w:rPr>
+                <w:rFonts w:ascii="맑은 고딕" w:cs="맑은 고딕" w:eastAsia="맑은 고딕" w:hAnsi="맑은 고딕"/>
+                <w:sz w:val="20"/>
+                <w:szCs w:val="20"/>
+              </w:rPr>
+              <w:t xml:space="preserve">EXE-07</w:t>
+            </w:r>
+          </w:p>
+        </w:tc>
+        <w:tc>
+          <w:tcPr>
+            <w:tcW w:type="dxa" w:w="5700"/>
+            <w:tcBorders>
+              <w:top w:val="single" w:color="000000" w:sz="4"/>
+              <w:left w:val="single" w:color="000000" w:sz="4"/>
+              <w:bottom w:val="single" w:color="000000" w:sz="4"/>
+              <w:right w:val="single" w:color="000000" w:sz="4"/>
+            </w:tcBorders>
+            <w:tcMar>
+              <w:top w:type="dxa" w:w="60"/>
+              <w:left w:type="dxa" w:w="100"/>
+              <w:bottom w:type="dxa" w:w="60"/>
+              <w:right w:type="dxa" w:w="100"/>
+            </w:tcMar>
+            <w:vAlign w:val="center"/>
+          </w:tcPr>
+          <w:p>
+            <w:pPr>
+              <w:keepNext w:val="false"/>
+              <w:jc w:val="left"/>
+            </w:pPr>
+            <w:r>
+              <w:rPr>
+                <w:rFonts w:ascii="맑은 고딕" w:cs="맑은 고딕" w:eastAsia="맑은 고딕" w:hAnsi="맑은 고딕"/>
+                <w:sz w:val="20"/>
+                <w:szCs w:val="20"/>
+              </w:rPr>
+              <w:t xml:space="preserve">같은 날 운동을 추가하면 “운동 안 함” 기록을 자동 삭제하고 새 운동 기록으로 대체</w:t>
+            </w:r>
+          </w:p>
+        </w:tc>
+        <w:tc>
+          <w:tcPr>
+            <w:tcW w:type="dxa" w:w="1400"/>
+            <w:tcBorders>
+              <w:top w:val="single" w:color="000000" w:sz="4"/>
+              <w:left w:val="single" w:color="000000" w:sz="4"/>
+              <w:bottom w:val="single" w:color="000000" w:sz="4"/>
+              <w:right w:val="single" w:color="000000" w:sz="4"/>
+            </w:tcBorders>
+            <w:tcMar>
+              <w:top w:type="dxa" w:w="60"/>
+              <w:left w:type="dxa" w:w="100"/>
+              <w:bottom w:type="dxa" w:w="60"/>
+              <w:right w:type="dxa" w:w="100"/>
+            </w:tcMar>
+            <w:vAlign w:val="center"/>
+          </w:tcPr>
+          <w:p>
+            <w:pPr>
+              <w:keepNext w:val="false"/>
+              <w:jc w:val="center"/>
+            </w:pPr>
+            <w:r>
+              <w:rPr>
+                <w:rFonts w:ascii="맑은 고딕" w:cs="맑은 고딕" w:eastAsia="맑은 고딕" w:hAnsi="맑은 고딕"/>
+                <w:sz w:val="20"/>
+                <w:szCs w:val="20"/>
+              </w:rPr>
+              <w:t xml:space="preserve">반영</w:t>
+            </w:r>
+          </w:p>
+        </w:tc>
+      </w:tr>
+      <w:tr>
+        <w:trPr>
+          <w:cantSplit/>
+        </w:trPr>
+        <w:tc>
+          <w:tcPr>
+            <w:tcW w:type="dxa" w:w="700"/>
+            <w:tcBorders>
+              <w:top w:val="single" w:color="000000" w:sz="4"/>
+              <w:left w:val="single" w:color="000000" w:sz="4"/>
+              <w:bottom w:val="single" w:color="000000" w:sz="4"/>
+              <w:right w:val="single" w:color="000000" w:sz="4"/>
+            </w:tcBorders>
+            <w:tcMar>
+              <w:top w:type="dxa" w:w="60"/>
+              <w:left w:type="dxa" w:w="100"/>
+              <w:bottom w:type="dxa" w:w="60"/>
+              <w:right w:type="dxa" w:w="100"/>
+            </w:tcMar>
+            <w:vAlign w:val="center"/>
+          </w:tcPr>
+          <w:p>
+            <w:pPr>
+              <w:keepNext w:val="false"/>
+              <w:jc w:val="center"/>
+            </w:pPr>
+            <w:r>
+              <w:rPr>
+                <w:rFonts w:ascii="맑은 고딕" w:cs="맑은 고딕" w:eastAsia="맑은 고딕" w:hAnsi="맑은 고딕"/>
+                <w:sz w:val="20"/>
+                <w:szCs w:val="20"/>
+              </w:rPr>
+              <w:t xml:space="preserve">6</w:t>
+            </w:r>
+          </w:p>
+        </w:tc>
+        <w:tc>
+          <w:tcPr>
+            <w:tcW w:type="dxa" w:w="1500"/>
+            <w:tcBorders>
+              <w:top w:val="single" w:color="000000" w:sz="4"/>
+              <w:left w:val="single" w:color="000000" w:sz="4"/>
+              <w:bottom w:val="single" w:color="000000" w:sz="4"/>
+              <w:right w:val="single" w:color="000000" w:sz="4"/>
+            </w:tcBorders>
+            <w:tcMar>
+              <w:top w:type="dxa" w:w="60"/>
+              <w:left w:type="dxa" w:w="100"/>
+              <w:bottom w:type="dxa" w:w="60"/>
+              <w:right w:type="dxa" w:w="100"/>
+            </w:tcMar>
+            <w:vAlign w:val="center"/>
+          </w:tcPr>
+          <w:p>
+            <w:pPr>
+              <w:keepNext w:val="false"/>
+              <w:jc w:val="center"/>
+            </w:pPr>
+            <w:r>
+              <w:rPr>
+                <w:rFonts w:ascii="맑은 고딕" w:cs="맑은 고딕" w:eastAsia="맑은 고딕" w:hAnsi="맑은 고딕"/>
+                <w:sz w:val="20"/>
+                <w:szCs w:val="20"/>
+              </w:rPr>
+              <w:t xml:space="preserve">CHK-05</w:t>
+            </w:r>
+          </w:p>
+        </w:tc>
+        <w:tc>
+          <w:tcPr>
+            <w:tcW w:type="dxa" w:w="5700"/>
+            <w:tcBorders>
+              <w:top w:val="single" w:color="000000" w:sz="4"/>
+              <w:left w:val="single" w:color="000000" w:sz="4"/>
+              <w:bottom w:val="single" w:color="000000" w:sz="4"/>
+              <w:right w:val="single" w:color="000000" w:sz="4"/>
+            </w:tcBorders>
+            <w:tcMar>
+              <w:top w:type="dxa" w:w="60"/>
+              <w:left w:type="dxa" w:w="100"/>
+              <w:bottom w:type="dxa" w:w="60"/>
+              <w:right w:type="dxa" w:w="100"/>
+            </w:tcMar>
+            <w:vAlign w:val="center"/>
+          </w:tcPr>
+          <w:p>
+            <w:pPr>
+              <w:keepNext w:val="false"/>
+              <w:jc w:val="left"/>
+            </w:pPr>
+            <w:r>
+              <w:rPr>
+                <w:rFonts w:ascii="맑은 고딕" w:cs="맑은 고딕" w:eastAsia="맑은 고딕" w:hAnsi="맑은 고딕"/>
+                <w:sz w:val="20"/>
+                <w:szCs w:val="20"/>
+              </w:rPr>
+              <w:t xml:space="preserve">체크인 가능 시간을 당일 04:00~12:00로 정하고 제출 후 수정 불가로 정의. 12:00까지 미입력 시 3문항을 중간값으로 계산(HOM-06). CHK-06(체크인과 동시에 수면 데이터 불러오기), CHK-07(어제 운동 추가)을 추가</w:t>
+            </w:r>
+          </w:p>
+        </w:tc>
+        <w:tc>
+          <w:tcPr>
+            <w:tcW w:type="dxa" w:w="1400"/>
+            <w:tcBorders>
+              <w:top w:val="single" w:color="000000" w:sz="4"/>
+              <w:left w:val="single" w:color="000000" w:sz="4"/>
+              <w:bottom w:val="single" w:color="000000" w:sz="4"/>
+              <w:right w:val="single" w:color="000000" w:sz="4"/>
+            </w:tcBorders>
+            <w:tcMar>
+              <w:top w:type="dxa" w:w="60"/>
+              <w:left w:type="dxa" w:w="100"/>
+              <w:bottom w:type="dxa" w:w="60"/>
+              <w:right w:type="dxa" w:w="100"/>
+            </w:tcMar>
+            <w:vAlign w:val="center"/>
+          </w:tcPr>
+          <w:p>
+            <w:pPr>
+              <w:keepNext w:val="false"/>
+              <w:jc w:val="center"/>
+            </w:pPr>
+            <w:r>
+              <w:rPr>
+                <w:rFonts w:ascii="맑은 고딕" w:cs="맑은 고딕" w:eastAsia="맑은 고딕" w:hAnsi="맑은 고딕"/>
+                <w:sz w:val="20"/>
+                <w:szCs w:val="20"/>
+              </w:rPr>
+              <w:t xml:space="preserve">반영</w:t>
+            </w:r>
+          </w:p>
+        </w:tc>
+      </w:tr>
+      <w:tr>
+        <w:trPr>
+          <w:cantSplit/>
+        </w:trPr>
+        <w:tc>
+          <w:tcPr>
+            <w:tcW w:type="dxa" w:w="700"/>
+            <w:tcBorders>
+              <w:top w:val="single" w:color="000000" w:sz="4"/>
+              <w:left w:val="single" w:color="000000" w:sz="4"/>
+              <w:bottom w:val="single" w:color="000000" w:sz="4"/>
+              <w:right w:val="single" w:color="000000" w:sz="4"/>
+            </w:tcBorders>
+            <w:tcMar>
+              <w:top w:type="dxa" w:w="60"/>
+              <w:left w:type="dxa" w:w="100"/>
+              <w:bottom w:type="dxa" w:w="60"/>
+              <w:right w:type="dxa" w:w="100"/>
+            </w:tcMar>
+            <w:vAlign w:val="center"/>
+          </w:tcPr>
+          <w:p>
+            <w:pPr>
+              <w:keepNext w:val="false"/>
+              <w:jc w:val="center"/>
+            </w:pPr>
+            <w:r>
+              <w:rPr>
+                <w:rFonts w:ascii="맑은 고딕" w:cs="맑은 고딕" w:eastAsia="맑은 고딕" w:hAnsi="맑은 고딕"/>
+                <w:sz w:val="20"/>
+                <w:szCs w:val="20"/>
+              </w:rPr>
+              <w:t xml:space="preserve">7</w:t>
+            </w:r>
+          </w:p>
+        </w:tc>
+        <w:tc>
+          <w:tcPr>
+            <w:tcW w:type="dxa" w:w="1500"/>
+            <w:tcBorders>
+              <w:top w:val="single" w:color="000000" w:sz="4"/>
+              <w:left w:val="single" w:color="000000" w:sz="4"/>
+              <w:bottom w:val="single" w:color="000000" w:sz="4"/>
+              <w:right w:val="single" w:color="000000" w:sz="4"/>
+            </w:tcBorders>
+            <w:tcMar>
+              <w:top w:type="dxa" w:w="60"/>
+              <w:left w:type="dxa" w:w="100"/>
+              <w:bottom w:type="dxa" w:w="60"/>
+              <w:right w:type="dxa" w:w="100"/>
+            </w:tcMar>
+            <w:vAlign w:val="center"/>
+          </w:tcPr>
+          <w:p>
+            <w:pPr>
+              <w:keepNext w:val="false"/>
+              <w:jc w:val="center"/>
+            </w:pPr>
+            <w:r>
+              <w:rPr>
+                <w:rFonts w:ascii="맑은 고딕" w:cs="맑은 고딕" w:eastAsia="맑은 고딕" w:hAnsi="맑은 고딕"/>
+                <w:sz w:val="20"/>
+                <w:szCs w:val="20"/>
+              </w:rPr>
+              <w:t xml:space="preserve">데이터 (체크인)</w:t>
+            </w:r>
+          </w:p>
+        </w:tc>
+        <w:tc>
+          <w:tcPr>
+            <w:tcW w:type="dxa" w:w="5700"/>
+            <w:tcBorders>
+              <w:top w:val="single" w:color="000000" w:sz="4"/>
+              <w:left w:val="single" w:color="000000" w:sz="4"/>
+              <w:bottom w:val="single" w:color="000000" w:sz="4"/>
+              <w:right w:val="single" w:color="000000" w:sz="4"/>
+            </w:tcBorders>
+            <w:tcMar>
+              <w:top w:type="dxa" w:w="60"/>
+              <w:left w:type="dxa" w:w="100"/>
+              <w:bottom w:type="dxa" w:w="60"/>
+              <w:right w:type="dxa" w:w="100"/>
+            </w:tcMar>
+            <w:vAlign w:val="center"/>
+          </w:tcPr>
+          <w:p>
+            <w:pPr>
+              <w:keepNext w:val="false"/>
+              <w:jc w:val="left"/>
+            </w:pPr>
+            <w:r>
+              <w:rPr>
+                <w:rFonts w:ascii="맑은 고딕" w:cs="맑은 고딕" w:eastAsia="맑은 고딕" w:hAnsi="맑은 고딕"/>
+                <w:sz w:val="20"/>
+                <w:szCs w:val="20"/>
+              </w:rPr>
+              <w:t xml:space="preserve">컨디션·스트레스·수면 만족도·근육통의 1점·10점 의미를 점수 기준표로 정의하고 CHK-01·03·04, EXE-06에 표기</w:t>
+            </w:r>
+          </w:p>
+        </w:tc>
+        <w:tc>
+          <w:tcPr>
+            <w:tcW w:type="dxa" w:w="1400"/>
+            <w:tcBorders>
+              <w:top w:val="single" w:color="000000" w:sz="4"/>
+              <w:left w:val="single" w:color="000000" w:sz="4"/>
+              <w:bottom w:val="single" w:color="000000" w:sz="4"/>
+              <w:right w:val="single" w:color="000000" w:sz="4"/>
+            </w:tcBorders>
+            <w:tcMar>
+              <w:top w:type="dxa" w:w="60"/>
+              <w:left w:type="dxa" w:w="100"/>
+              <w:bottom w:type="dxa" w:w="60"/>
+              <w:right w:type="dxa" w:w="100"/>
+            </w:tcMar>
+            <w:vAlign w:val="center"/>
+          </w:tcPr>
+          <w:p>
+            <w:pPr>
+              <w:keepNext w:val="false"/>
+              <w:jc w:val="center"/>
+            </w:pPr>
+            <w:r>
+              <w:rPr>
+                <w:rFonts w:ascii="맑은 고딕" w:cs="맑은 고딕" w:eastAsia="맑은 고딕" w:hAnsi="맑은 고딕"/>
+                <w:sz w:val="20"/>
+                <w:szCs w:val="20"/>
+              </w:rPr>
+              <w:t xml:space="preserve">반영</w:t>
+            </w:r>
+          </w:p>
+        </w:tc>
+      </w:tr>
+      <w:tr>
+        <w:trPr>
+          <w:cantSplit/>
+        </w:trPr>
+        <w:tc>
+          <w:tcPr>
+            <w:tcW w:type="dxa" w:w="700"/>
+            <w:tcBorders>
+              <w:top w:val="single" w:color="000000" w:sz="4"/>
+              <w:left w:val="single" w:color="000000" w:sz="4"/>
+              <w:bottom w:val="single" w:color="000000" w:sz="4"/>
+              <w:right w:val="single" w:color="000000" w:sz="4"/>
+            </w:tcBorders>
+            <w:tcMar>
+              <w:top w:type="dxa" w:w="60"/>
+              <w:left w:type="dxa" w:w="100"/>
+              <w:bottom w:type="dxa" w:w="60"/>
+              <w:right w:type="dxa" w:w="100"/>
+            </w:tcMar>
+            <w:vAlign w:val="center"/>
+          </w:tcPr>
+          <w:p>
+            <w:pPr>
+              <w:keepNext w:val="false"/>
+              <w:jc w:val="center"/>
+            </w:pPr>
+            <w:r>
+              <w:rPr>
+                <w:rFonts w:ascii="맑은 고딕" w:cs="맑은 고딕" w:eastAsia="맑은 고딕" w:hAnsi="맑은 고딕"/>
+                <w:sz w:val="20"/>
+                <w:szCs w:val="20"/>
+              </w:rPr>
+              <w:t xml:space="preserve">8</w:t>
+            </w:r>
+          </w:p>
+        </w:tc>
+        <w:tc>
+          <w:tcPr>
+            <w:tcW w:type="dxa" w:w="1500"/>
+            <w:tcBorders>
+              <w:top w:val="single" w:color="000000" w:sz="4"/>
+              <w:left w:val="single" w:color="000000" w:sz="4"/>
+              <w:bottom w:val="single" w:color="000000" w:sz="4"/>
+              <w:right w:val="single" w:color="000000" w:sz="4"/>
+            </w:tcBorders>
+            <w:tcMar>
+              <w:top w:type="dxa" w:w="60"/>
+              <w:left w:type="dxa" w:w="100"/>
+              <w:bottom w:type="dxa" w:w="60"/>
+              <w:right w:type="dxa" w:w="100"/>
+            </w:tcMar>
+            <w:vAlign w:val="center"/>
+          </w:tcPr>
+          <w:p>
+            <w:pPr>
+              <w:keepNext w:val="false"/>
+              <w:jc w:val="center"/>
+            </w:pPr>
+            <w:r>
+              <w:rPr>
+                <w:rFonts w:ascii="맑은 고딕" w:cs="맑은 고딕" w:eastAsia="맑은 고딕" w:hAnsi="맑은 고딕"/>
+                <w:sz w:val="20"/>
+                <w:szCs w:val="20"/>
+              </w:rPr>
+              <w:t xml:space="preserve">데이터 (프로필)</w:t>
+            </w:r>
+          </w:p>
+        </w:tc>
+        <w:tc>
+          <w:tcPr>
+            <w:tcW w:type="dxa" w:w="5700"/>
+            <w:tcBorders>
+              <w:top w:val="single" w:color="000000" w:sz="4"/>
+              <w:left w:val="single" w:color="000000" w:sz="4"/>
+              <w:bottom w:val="single" w:color="000000" w:sz="4"/>
+              <w:right w:val="single" w:color="000000" w:sz="4"/>
+            </w:tcBorders>
+            <w:tcMar>
+              <w:top w:type="dxa" w:w="60"/>
+              <w:left w:type="dxa" w:w="100"/>
+              <w:bottom w:type="dxa" w:w="60"/>
+              <w:right w:type="dxa" w:w="100"/>
+            </w:tcMar>
+            <w:vAlign w:val="center"/>
+          </w:tcPr>
+          <w:p>
+            <w:pPr>
+              <w:keepNext w:val="false"/>
+              <w:jc w:val="left"/>
+            </w:pPr>
+            <w:r>
+              <w:rPr>
+                <w:rFonts w:ascii="맑은 고딕" w:cs="맑은 고딕" w:eastAsia="맑은 고딕" w:hAnsi="맑은 고딕"/>
+                <w:sz w:val="20"/>
+                <w:szCs w:val="20"/>
+              </w:rPr>
+              <w:t xml:space="preserve">닉네임은 홈 화면 표시에 사용하고, 나이·성별·평소 운동 빈도는 회복 점수 계산에 쓰지 않는 참고용 항목으로 정의</w:t>
+            </w:r>
+          </w:p>
+        </w:tc>
+        <w:tc>
+          <w:tcPr>
+            <w:tcW w:type="dxa" w:w="1400"/>
+            <w:tcBorders>
+              <w:top w:val="single" w:color="000000" w:sz="4"/>
+              <w:left w:val="single" w:color="000000" w:sz="4"/>
+              <w:bottom w:val="single" w:color="000000" w:sz="4"/>
+              <w:right w:val="single" w:color="000000" w:sz="4"/>
+            </w:tcBorders>
+            <w:tcMar>
+              <w:top w:type="dxa" w:w="60"/>
+              <w:left w:type="dxa" w:w="100"/>
+              <w:bottom w:type="dxa" w:w="60"/>
+              <w:right w:type="dxa" w:w="100"/>
+            </w:tcMar>
+            <w:vAlign w:val="center"/>
+          </w:tcPr>
+          <w:p>
+            <w:pPr>
+              <w:keepNext w:val="false"/>
+              <w:jc w:val="center"/>
+            </w:pPr>
+            <w:r>
+              <w:rPr>
+                <w:rFonts w:ascii="맑은 고딕" w:cs="맑은 고딕" w:eastAsia="맑은 고딕" w:hAnsi="맑은 고딕"/>
+                <w:sz w:val="20"/>
+                <w:szCs w:val="20"/>
+              </w:rPr>
+              <w:t xml:space="preserve">반영</w:t>
+            </w:r>
+          </w:p>
+        </w:tc>
+      </w:tr>
+    </w:tbl>
+    <w:p>
+      <w:pPr>
+        <w:pStyle w:val="Heading2"/>
+        <w:keepNext/>
+        <w:spacing w:after="120" w:before="280"/>
+        <w:ind w:left="200"/>
+      </w:pPr>
+      <w:r>
+        <w:rPr>
+          <w:rFonts w:ascii="맑은 고딕" w:cs="맑은 고딕" w:eastAsia="맑은 고딕" w:hAnsi="맑은 고딕"/>
+          <w:b/>
+          <w:bCs/>
+          <w:color w:val="000000"/>
+          <w:sz w:val="24"/>
+          <w:szCs w:val="24"/>
+        </w:rPr>
+        <w:t xml:space="preserve">5.2 신규 요구사항 점검</w:t>
+      </w:r>
+    </w:p>
+    <w:p>
+      <w:pPr>
+        <w:keepNext/>
+        <w:keepLines/>
+        <w:spacing w:after="120" w:line="340"/>
+        <w:ind w:left="400"/>
+      </w:pPr>
+      <w:r>
+        <w:rPr>
+          <w:rFonts w:ascii="맑은 고딕" w:cs="맑은 고딕" w:eastAsia="맑은 고딕" w:hAnsi="맑은 고딕"/>
+          <w:sz w:val="20"/>
+          <w:szCs w:val="20"/>
+        </w:rPr>
+        <w:t xml:space="preserve">보완 과정에서 새로 추가된 요구사항을 2.3의 심사 기준으로 점검한 결과는 다음과 같다.</w:t>
+      </w:r>
+    </w:p>
+    <w:tbl>
+      <w:tblPr>
+        <w:tblW w:type="dxa" w:w="9300"/>
+        <w:jc w:val="center"/>
+        <w:tblBorders>
+          <w:top w:val="single" w:color="auto" w:sz="4"/>
+          <w:left w:val="single" w:color="auto" w:sz="4"/>
+          <w:bottom w:val="single" w:color="auto" w:sz="4"/>
+          <w:right w:val="single" w:color="auto" w:sz="4"/>
+          <w:insideH w:val="single" w:color="auto" w:sz="4"/>
+          <w:insideV w:val="single" w:color="auto" w:sz="4"/>
+        </w:tblBorders>
+      </w:tblPr>
+      <w:tblGrid>
+        <w:gridCol w:w="1100"/>
+        <w:gridCol w:w="5600"/>
+        <w:gridCol w:w="1200"/>
+        <w:gridCol w:w="1400"/>
+      </w:tblGrid>
+      <w:tr>
+        <w:trPr>
+          <w:cantSplit/>
+          <w:tblHeader/>
+        </w:trPr>
+        <w:tc>
+          <w:tcPr>
+            <w:tcW w:type="dxa" w:w="1100"/>
+            <w:tcBorders>
+              <w:top w:val="single" w:color="000000" w:sz="4"/>
+              <w:left w:val="single" w:color="000000" w:sz="4"/>
+              <w:bottom w:val="single" w:color="000000" w:sz="4"/>
+              <w:right w:val="single" w:color="000000" w:sz="4"/>
+            </w:tcBorders>
+            <w:shd w:fill="D9D9D9" w:color="auto" w:val="clear"/>
+            <w:tcMar>
+              <w:top w:type="dxa" w:w="60"/>
+              <w:left w:type="dxa" w:w="100"/>
+              <w:bottom w:type="dxa" w:w="60"/>
+              <w:right w:type="dxa" w:w="100"/>
+            </w:tcMar>
+            <w:vAlign w:val="center"/>
+          </w:tcPr>
+          <w:p>
+            <w:pPr>
+              <w:keepNext/>
+              <w:jc w:val="center"/>
+            </w:pPr>
+            <w:r>
+              <w:rPr>
+                <w:rFonts w:ascii="맑은 고딕" w:cs="맑은 고딕" w:eastAsia="맑은 고딕" w:hAnsi="맑은 고딕"/>
+                <w:b/>
+                <w:bCs/>
+                <w:sz w:val="20"/>
+                <w:szCs w:val="20"/>
+              </w:rPr>
+              <w:t xml:space="preserve">ID</w:t>
+            </w:r>
+          </w:p>
+        </w:tc>
+        <w:tc>
+          <w:tcPr>
+            <w:tcW w:type="dxa" w:w="5600"/>
+            <w:tcBorders>
+              <w:top w:val="single" w:color="000000" w:sz="4"/>
+              <w:left w:val="single" w:color="000000" w:sz="4"/>
+              <w:bottom w:val="single" w:color="000000" w:sz="4"/>
+              <w:right w:val="single" w:color="000000" w:sz="4"/>
+            </w:tcBorders>
+            <w:shd w:fill="D9D9D9" w:color="auto" w:val="clear"/>
+            <w:tcMar>
+              <w:top w:type="dxa" w:w="60"/>
+              <w:left w:type="dxa" w:w="100"/>
+              <w:bottom w:type="dxa" w:w="60"/>
+              <w:right w:type="dxa" w:w="100"/>
+            </w:tcMar>
+            <w:vAlign w:val="center"/>
+          </w:tcPr>
+          <w:p>
+            <w:pPr>
+              <w:keepNext/>
+              <w:jc w:val="center"/>
+            </w:pPr>
+            <w:r>
+              <w:rPr>
+                <w:rFonts w:ascii="맑은 고딕" w:cs="맑은 고딕" w:eastAsia="맑은 고딕" w:hAnsi="맑은 고딕"/>
+                <w:b/>
+                <w:bCs/>
+                <w:sz w:val="20"/>
+                <w:szCs w:val="20"/>
+              </w:rPr>
+              <w:t xml:space="preserve">요구사항</w:t>
+            </w:r>
+          </w:p>
+        </w:tc>
+        <w:tc>
+          <w:tcPr>
+            <w:tcW w:type="dxa" w:w="1200"/>
+            <w:tcBorders>
+              <w:top w:val="single" w:color="000000" w:sz="4"/>
+              <w:left w:val="single" w:color="000000" w:sz="4"/>
+              <w:bottom w:val="single" w:color="000000" w:sz="4"/>
+              <w:right w:val="single" w:color="000000" w:sz="4"/>
+            </w:tcBorders>
+            <w:shd w:fill="D9D9D9" w:color="auto" w:val="clear"/>
+            <w:tcMar>
+              <w:top w:type="dxa" w:w="60"/>
+              <w:left w:type="dxa" w:w="100"/>
+              <w:bottom w:type="dxa" w:w="60"/>
+              <w:right w:type="dxa" w:w="100"/>
+            </w:tcMar>
+            <w:vAlign w:val="center"/>
+          </w:tcPr>
+          <w:p>
+            <w:pPr>
+              <w:keepNext/>
+              <w:jc w:val="center"/>
+            </w:pPr>
+            <w:r>
+              <w:rPr>
+                <w:rFonts w:ascii="맑은 고딕" w:cs="맑은 고딕" w:eastAsia="맑은 고딕" w:hAnsi="맑은 고딕"/>
+                <w:b/>
+                <w:bCs/>
+                <w:sz w:val="20"/>
+                <w:szCs w:val="20"/>
+              </w:rPr>
+              <w:t xml:space="preserve">평가결과</w:t>
+            </w:r>
+          </w:p>
+        </w:tc>
+        <w:tc>
+          <w:tcPr>
+            <w:tcW w:type="dxa" w:w="1400"/>
+            <w:tcBorders>
+              <w:top w:val="single" w:color="000000" w:sz="4"/>
+              <w:left w:val="single" w:color="000000" w:sz="4"/>
+              <w:bottom w:val="single" w:color="000000" w:sz="4"/>
+              <w:right w:val="single" w:color="000000" w:sz="4"/>
+            </w:tcBorders>
+            <w:shd w:fill="D9D9D9" w:color="auto" w:val="clear"/>
+            <w:tcMar>
+              <w:top w:type="dxa" w:w="60"/>
+              <w:left w:type="dxa" w:w="100"/>
+              <w:bottom w:type="dxa" w:w="60"/>
+              <w:right w:type="dxa" w:w="100"/>
+            </w:tcMar>
+            <w:vAlign w:val="center"/>
+          </w:tcPr>
+          <w:p>
+            <w:pPr>
+              <w:keepNext/>
+              <w:jc w:val="center"/>
+            </w:pPr>
+            <w:r>
+              <w:rPr>
+                <w:rFonts w:ascii="맑은 고딕" w:cs="맑은 고딕" w:eastAsia="맑은 고딕" w:hAnsi="맑은 고딕"/>
+                <w:b/>
+                <w:bCs/>
+                <w:sz w:val="20"/>
+                <w:szCs w:val="20"/>
+              </w:rPr>
+              <w:t xml:space="preserve">비고</w:t>
+            </w:r>
+          </w:p>
+        </w:tc>
+      </w:tr>
+      <w:tr>
+        <w:trPr>
+          <w:cantSplit/>
+        </w:trPr>
+        <w:tc>
+          <w:tcPr>
+            <w:tcW w:type="dxa" w:w="1100"/>
+            <w:tcBorders>
+              <w:top w:val="single" w:color="000000" w:sz="4"/>
+              <w:left w:val="single" w:color="000000" w:sz="4"/>
+              <w:bottom w:val="single" w:color="000000" w:sz="4"/>
+              <w:right w:val="single" w:color="000000" w:sz="4"/>
+            </w:tcBorders>
+            <w:tcMar>
+              <w:top w:type="dxa" w:w="60"/>
+              <w:left w:type="dxa" w:w="100"/>
+              <w:bottom w:type="dxa" w:w="60"/>
+              <w:right w:type="dxa" w:w="100"/>
+            </w:tcMar>
+            <w:vAlign w:val="center"/>
+          </w:tcPr>
+          <w:p>
+            <w:pPr>
+              <w:keepNext w:val="false"/>
+              <w:jc w:val="center"/>
+            </w:pPr>
+            <w:r>
+              <w:rPr>
+                <w:rFonts w:ascii="맑은 고딕" w:cs="맑은 고딕" w:eastAsia="맑은 고딕" w:hAnsi="맑은 고딕"/>
+                <w:sz w:val="18"/>
+                <w:szCs w:val="18"/>
+              </w:rPr>
+              <w:t xml:space="preserve">PRM-05</w:t>
+            </w:r>
+          </w:p>
+        </w:tc>
+        <w:tc>
+          <w:tcPr>
+            <w:tcW w:type="dxa" w:w="5600"/>
+            <w:tcBorders>
+              <w:top w:val="single" w:color="000000" w:sz="4"/>
+              <w:left w:val="single" w:color="000000" w:sz="4"/>
+              <w:bottom w:val="single" w:color="000000" w:sz="4"/>
+              <w:right w:val="single" w:color="000000" w:sz="4"/>
+            </w:tcBorders>
+            <w:tcMar>
+              <w:top w:type="dxa" w:w="60"/>
+              <w:left w:type="dxa" w:w="100"/>
+              <w:bottom w:type="dxa" w:w="60"/>
+              <w:right w:type="dxa" w:w="100"/>
+            </w:tcMar>
+            <w:vAlign w:val="center"/>
+          </w:tcPr>
+          <w:p>
+            <w:pPr>
+              <w:keepNext w:val="false"/>
+              <w:jc w:val="left"/>
+            </w:pPr>
+            <w:r>
+              <w:rPr>
+                <w:rFonts w:ascii="맑은 고딕" w:cs="맑은 고딕" w:eastAsia="맑은 고딕" w:hAnsi="맑은 고딕"/>
+                <w:sz w:val="20"/>
+                <w:szCs w:val="20"/>
+              </w:rPr>
+              <w:t xml:space="preserve">수면 직접 입력: 날짜(기본값 어젯밤), 잠든 시각, 깬 시각을 입력하면 총 수면 시간을 자동 계산하여 저장</w:t>
+            </w:r>
+          </w:p>
+        </w:tc>
+        <w:tc>
+          <w:tcPr>
+            <w:tcW w:type="dxa" w:w="1200"/>
+            <w:tcBorders>
+              <w:top w:val="single" w:color="000000" w:sz="4"/>
+              <w:left w:val="single" w:color="000000" w:sz="4"/>
+              <w:bottom w:val="single" w:color="000000" w:sz="4"/>
+              <w:right w:val="single" w:color="000000" w:sz="4"/>
+            </w:tcBorders>
+            <w:tcMar>
+              <w:top w:type="dxa" w:w="60"/>
+              <w:left w:type="dxa" w:w="100"/>
+              <w:bottom w:type="dxa" w:w="60"/>
+              <w:right w:type="dxa" w:w="100"/>
+            </w:tcMar>
+            <w:vAlign w:val="center"/>
+          </w:tcPr>
+          <w:p>
+            <w:pPr>
+              <w:keepNext w:val="false"/>
+              <w:jc w:val="center"/>
+            </w:pPr>
+            <w:r>
+              <w:rPr>
+                <w:rFonts w:ascii="맑은 고딕" w:cs="맑은 고딕" w:eastAsia="맑은 고딕" w:hAnsi="맑은 고딕"/>
+                <w:sz w:val="20"/>
+                <w:szCs w:val="20"/>
+              </w:rPr>
+              <w:t xml:space="preserve">적합</w:t>
+            </w:r>
+          </w:p>
+        </w:tc>
+        <w:tc>
+          <w:tcPr>
+            <w:tcW w:type="dxa" w:w="1400"/>
+            <w:tcBorders>
+              <w:top w:val="single" w:color="000000" w:sz="4"/>
+              <w:left w:val="single" w:color="000000" w:sz="4"/>
+              <w:bottom w:val="single" w:color="000000" w:sz="4"/>
+              <w:right w:val="single" w:color="000000" w:sz="4"/>
+            </w:tcBorders>
+            <w:tcMar>
+              <w:top w:type="dxa" w:w="60"/>
+              <w:left w:type="dxa" w:w="100"/>
+              <w:bottom w:type="dxa" w:w="60"/>
+              <w:right w:type="dxa" w:w="100"/>
+            </w:tcMar>
+            <w:vAlign w:val="center"/>
+          </w:tcPr>
+          <w:p>
+            <w:pPr>
+              <w:keepNext w:val="false"/>
+              <w:jc w:val="center"/>
+            </w:pPr>
+            <w:r>
+              <w:rPr>
+                <w:rFonts w:ascii="맑은 고딕" w:cs="맑은 고딕" w:eastAsia="맑은 고딕" w:hAnsi="맑은 고딕"/>
+                <w:sz w:val="20"/>
+                <w:szCs w:val="20"/>
+              </w:rPr>
+              <w:t xml:space="preserve"/>
+            </w:r>
+          </w:p>
+        </w:tc>
+      </w:tr>
+      <w:tr>
+        <w:trPr>
+          <w:cantSplit/>
+        </w:trPr>
+        <w:tc>
+          <w:tcPr>
+            <w:tcW w:type="dxa" w:w="1100"/>
+            <w:tcBorders>
+              <w:top w:val="single" w:color="000000" w:sz="4"/>
+              <w:left w:val="single" w:color="000000" w:sz="4"/>
+              <w:bottom w:val="single" w:color="000000" w:sz="4"/>
+              <w:right w:val="single" w:color="000000" w:sz="4"/>
+            </w:tcBorders>
+            <w:tcMar>
+              <w:top w:type="dxa" w:w="60"/>
+              <w:left w:type="dxa" w:w="100"/>
+              <w:bottom w:type="dxa" w:w="60"/>
+              <w:right w:type="dxa" w:w="100"/>
+            </w:tcMar>
+            <w:vAlign w:val="center"/>
+          </w:tcPr>
+          <w:p>
+            <w:pPr>
+              <w:keepNext w:val="false"/>
+              <w:jc w:val="center"/>
+            </w:pPr>
+            <w:r>
+              <w:rPr>
+                <w:rFonts w:ascii="맑은 고딕" w:cs="맑은 고딕" w:eastAsia="맑은 고딕" w:hAnsi="맑은 고딕"/>
+                <w:sz w:val="18"/>
+                <w:szCs w:val="18"/>
+              </w:rPr>
+              <w:t xml:space="preserve">HOM-06</w:t>
+            </w:r>
+          </w:p>
+        </w:tc>
+        <w:tc>
+          <w:tcPr>
+            <w:tcW w:type="dxa" w:w="5600"/>
+            <w:tcBorders>
+              <w:top w:val="single" w:color="000000" w:sz="4"/>
+              <w:left w:val="single" w:color="000000" w:sz="4"/>
+              <w:bottom w:val="single" w:color="000000" w:sz="4"/>
+              <w:right w:val="single" w:color="000000" w:sz="4"/>
+            </w:tcBorders>
+            <w:tcMar>
+              <w:top w:type="dxa" w:w="60"/>
+              <w:left w:type="dxa" w:w="100"/>
+              <w:bottom w:type="dxa" w:w="60"/>
+              <w:right w:type="dxa" w:w="100"/>
+            </w:tcMar>
+            <w:vAlign w:val="center"/>
+          </w:tcPr>
+          <w:p>
+            <w:pPr>
+              <w:keepNext w:val="false"/>
+              <w:jc w:val="left"/>
+            </w:pPr>
+            <w:r>
+              <w:rPr>
+                <w:rFonts w:ascii="맑은 고딕" w:cs="맑은 고딕" w:eastAsia="맑은 고딕" w:hAnsi="맑은 고딕"/>
+                <w:sz w:val="20"/>
+                <w:szCs w:val="20"/>
+              </w:rPr>
+              <w:t xml:space="preserve">회복 점수 산출·확정: 체크인 제출 시 어제 운동·오늘 체크인·어젯밤 수면으로 1회 계산해 다음 날 체크인까지 고정, 12:00까지 체크인이 없으면 중간값으로 자동 확정</w:t>
+            </w:r>
+          </w:p>
+        </w:tc>
+        <w:tc>
+          <w:tcPr>
+            <w:tcW w:type="dxa" w:w="1200"/>
+            <w:tcBorders>
+              <w:top w:val="single" w:color="000000" w:sz="4"/>
+              <w:left w:val="single" w:color="000000" w:sz="4"/>
+              <w:bottom w:val="single" w:color="000000" w:sz="4"/>
+              <w:right w:val="single" w:color="000000" w:sz="4"/>
+            </w:tcBorders>
+            <w:tcMar>
+              <w:top w:type="dxa" w:w="60"/>
+              <w:left w:type="dxa" w:w="100"/>
+              <w:bottom w:type="dxa" w:w="60"/>
+              <w:right w:type="dxa" w:w="100"/>
+            </w:tcMar>
+            <w:vAlign w:val="center"/>
+          </w:tcPr>
+          <w:p>
+            <w:pPr>
+              <w:keepNext w:val="false"/>
+              <w:jc w:val="center"/>
+            </w:pPr>
+            <w:r>
+              <w:rPr>
+                <w:rFonts w:ascii="맑은 고딕" w:cs="맑은 고딕" w:eastAsia="맑은 고딕" w:hAnsi="맑은 고딕"/>
+                <w:sz w:val="20"/>
+                <w:szCs w:val="20"/>
+              </w:rPr>
+              <w:t xml:space="preserve">적합</w:t>
+            </w:r>
+          </w:p>
+        </w:tc>
+        <w:tc>
+          <w:tcPr>
+            <w:tcW w:type="dxa" w:w="1400"/>
+            <w:tcBorders>
+              <w:top w:val="single" w:color="000000" w:sz="4"/>
+              <w:left w:val="single" w:color="000000" w:sz="4"/>
+              <w:bottom w:val="single" w:color="000000" w:sz="4"/>
+              <w:right w:val="single" w:color="000000" w:sz="4"/>
+            </w:tcBorders>
+            <w:tcMar>
+              <w:top w:type="dxa" w:w="60"/>
+              <w:left w:type="dxa" w:w="100"/>
+              <w:bottom w:type="dxa" w:w="60"/>
+              <w:right w:type="dxa" w:w="100"/>
+            </w:tcMar>
+            <w:vAlign w:val="center"/>
+          </w:tcPr>
+          <w:p>
+            <w:pPr>
+              <w:keepNext w:val="false"/>
+              <w:jc w:val="center"/>
+            </w:pPr>
+            <w:r>
+              <w:rPr>
+                <w:rFonts w:ascii="맑은 고딕" w:cs="맑은 고딕" w:eastAsia="맑은 고딕" w:hAnsi="맑은 고딕"/>
+                <w:sz w:val="20"/>
+                <w:szCs w:val="20"/>
+              </w:rPr>
+              <w:t xml:space="preserve"/>
+            </w:r>
+          </w:p>
+        </w:tc>
+      </w:tr>
+      <w:tr>
+        <w:trPr>
+          <w:cantSplit/>
+        </w:trPr>
+        <w:tc>
+          <w:tcPr>
+            <w:tcW w:type="dxa" w:w="1100"/>
+            <w:tcBorders>
+              <w:top w:val="single" w:color="000000" w:sz="4"/>
+              <w:left w:val="single" w:color="000000" w:sz="4"/>
+              <w:bottom w:val="single" w:color="000000" w:sz="4"/>
+              <w:right w:val="single" w:color="000000" w:sz="4"/>
+            </w:tcBorders>
+            <w:tcMar>
+              <w:top w:type="dxa" w:w="60"/>
+              <w:left w:type="dxa" w:w="100"/>
+              <w:bottom w:type="dxa" w:w="60"/>
+              <w:right w:type="dxa" w:w="100"/>
+            </w:tcMar>
+            <w:vAlign w:val="center"/>
+          </w:tcPr>
+          <w:p>
+            <w:pPr>
+              <w:keepNext w:val="false"/>
+              <w:jc w:val="center"/>
+            </w:pPr>
+            <w:r>
+              <w:rPr>
+                <w:rFonts w:ascii="맑은 고딕" w:cs="맑은 고딕" w:eastAsia="맑은 고딕" w:hAnsi="맑은 고딕"/>
+                <w:sz w:val="18"/>
+                <w:szCs w:val="18"/>
+              </w:rPr>
+              <w:t xml:space="preserve">HOM-07</w:t>
+            </w:r>
+          </w:p>
+        </w:tc>
+        <w:tc>
+          <w:tcPr>
+            <w:tcW w:type="dxa" w:w="5600"/>
+            <w:tcBorders>
+              <w:top w:val="single" w:color="000000" w:sz="4"/>
+              <w:left w:val="single" w:color="000000" w:sz="4"/>
+              <w:bottom w:val="single" w:color="000000" w:sz="4"/>
+              <w:right w:val="single" w:color="000000" w:sz="4"/>
+            </w:tcBorders>
+            <w:tcMar>
+              <w:top w:type="dxa" w:w="60"/>
+              <w:left w:type="dxa" w:w="100"/>
+              <w:bottom w:type="dxa" w:w="60"/>
+              <w:right w:type="dxa" w:w="100"/>
+            </w:tcMar>
+            <w:vAlign w:val="center"/>
+          </w:tcPr>
+          <w:p>
+            <w:pPr>
+              <w:keepNext w:val="false"/>
+              <w:jc w:val="left"/>
+            </w:pPr>
+            <w:r>
+              <w:rPr>
+                <w:rFonts w:ascii="맑은 고딕" w:cs="맑은 고딕" w:eastAsia="맑은 고딕" w:hAnsi="맑은 고딕"/>
+                <w:sz w:val="20"/>
+                <w:szCs w:val="20"/>
+              </w:rPr>
+              <w:t xml:space="preserve">체크인 전에는 직전 점수와 체크인 바로가기 표시, 체크인 제출 시 수면 기록이 없으면 다시 불러오기·직접 입력 제공 후 계산</w:t>
+            </w:r>
+          </w:p>
+        </w:tc>
+        <w:tc>
+          <w:tcPr>
+            <w:tcW w:type="dxa" w:w="1200"/>
+            <w:tcBorders>
+              <w:top w:val="single" w:color="000000" w:sz="4"/>
+              <w:left w:val="single" w:color="000000" w:sz="4"/>
+              <w:bottom w:val="single" w:color="000000" w:sz="4"/>
+              <w:right w:val="single" w:color="000000" w:sz="4"/>
+            </w:tcBorders>
+            <w:tcMar>
+              <w:top w:type="dxa" w:w="60"/>
+              <w:left w:type="dxa" w:w="100"/>
+              <w:bottom w:type="dxa" w:w="60"/>
+              <w:right w:type="dxa" w:w="100"/>
+            </w:tcMar>
+            <w:vAlign w:val="center"/>
+          </w:tcPr>
+          <w:p>
+            <w:pPr>
+              <w:keepNext w:val="false"/>
+              <w:jc w:val="center"/>
+            </w:pPr>
+            <w:r>
+              <w:rPr>
+                <w:rFonts w:ascii="맑은 고딕" w:cs="맑은 고딕" w:eastAsia="맑은 고딕" w:hAnsi="맑은 고딕"/>
+                <w:sz w:val="20"/>
+                <w:szCs w:val="20"/>
+              </w:rPr>
+              <w:t xml:space="preserve">적합</w:t>
+            </w:r>
+          </w:p>
+        </w:tc>
+        <w:tc>
+          <w:tcPr>
+            <w:tcW w:type="dxa" w:w="1400"/>
+            <w:tcBorders>
+              <w:top w:val="single" w:color="000000" w:sz="4"/>
+              <w:left w:val="single" w:color="000000" w:sz="4"/>
+              <w:bottom w:val="single" w:color="000000" w:sz="4"/>
+              <w:right w:val="single" w:color="000000" w:sz="4"/>
+            </w:tcBorders>
+            <w:tcMar>
+              <w:top w:type="dxa" w:w="60"/>
+              <w:left w:type="dxa" w:w="100"/>
+              <w:bottom w:type="dxa" w:w="60"/>
+              <w:right w:type="dxa" w:w="100"/>
+            </w:tcMar>
+            <w:vAlign w:val="center"/>
+          </w:tcPr>
+          <w:p>
+            <w:pPr>
+              <w:keepNext w:val="false"/>
+              <w:jc w:val="center"/>
+            </w:pPr>
+            <w:r>
+              <w:rPr>
+                <w:rFonts w:ascii="맑은 고딕" w:cs="맑은 고딕" w:eastAsia="맑은 고딕" w:hAnsi="맑은 고딕"/>
+                <w:sz w:val="20"/>
+                <w:szCs w:val="20"/>
+              </w:rPr>
+              <w:t xml:space="preserve"/>
+            </w:r>
+          </w:p>
+        </w:tc>
+      </w:tr>
+      <w:tr>
+        <w:trPr>
+          <w:cantSplit/>
+        </w:trPr>
+        <w:tc>
+          <w:tcPr>
+            <w:tcW w:type="dxa" w:w="1100"/>
+            <w:tcBorders>
+              <w:top w:val="single" w:color="000000" w:sz="4"/>
+              <w:left w:val="single" w:color="000000" w:sz="4"/>
+              <w:bottom w:val="single" w:color="000000" w:sz="4"/>
+              <w:right w:val="single" w:color="000000" w:sz="4"/>
+            </w:tcBorders>
+            <w:tcMar>
+              <w:top w:type="dxa" w:w="60"/>
+              <w:left w:type="dxa" w:w="100"/>
+              <w:bottom w:type="dxa" w:w="60"/>
+              <w:right w:type="dxa" w:w="100"/>
+            </w:tcMar>
+            <w:vAlign w:val="center"/>
+          </w:tcPr>
+          <w:p>
+            <w:pPr>
+              <w:keepNext w:val="false"/>
+              <w:jc w:val="center"/>
+            </w:pPr>
+            <w:r>
+              <w:rPr>
+                <w:rFonts w:ascii="맑은 고딕" w:cs="맑은 고딕" w:eastAsia="맑은 고딕" w:hAnsi="맑은 고딕"/>
+                <w:sz w:val="18"/>
+                <w:szCs w:val="18"/>
+              </w:rPr>
+              <w:t xml:space="preserve">CHK-06</w:t>
+            </w:r>
+          </w:p>
+        </w:tc>
+        <w:tc>
+          <w:tcPr>
+            <w:tcW w:type="dxa" w:w="5600"/>
+            <w:tcBorders>
+              <w:top w:val="single" w:color="000000" w:sz="4"/>
+              <w:left w:val="single" w:color="000000" w:sz="4"/>
+              <w:bottom w:val="single" w:color="000000" w:sz="4"/>
+              <w:right w:val="single" w:color="000000" w:sz="4"/>
+            </w:tcBorders>
+            <w:tcMar>
+              <w:top w:type="dxa" w:w="60"/>
+              <w:left w:type="dxa" w:w="100"/>
+              <w:bottom w:type="dxa" w:w="60"/>
+              <w:right w:type="dxa" w:w="100"/>
+            </w:tcMar>
+            <w:vAlign w:val="center"/>
+          </w:tcPr>
+          <w:p>
+            <w:pPr>
+              <w:keepNext w:val="false"/>
+              <w:jc w:val="left"/>
+            </w:pPr>
+            <w:r>
+              <w:rPr>
+                <w:rFonts w:ascii="맑은 고딕" w:cs="맑은 고딕" w:eastAsia="맑은 고딕" w:hAnsi="맑은 고딕"/>
+                <w:sz w:val="20"/>
+                <w:szCs w:val="20"/>
+              </w:rPr>
+              <w:t xml:space="preserve">체크인 화면을 열면 동시에 Health Connect에서 어젯밤 수면 데이터를 불러옴</w:t>
+            </w:r>
+          </w:p>
+        </w:tc>
+        <w:tc>
+          <w:tcPr>
+            <w:tcW w:type="dxa" w:w="1200"/>
+            <w:tcBorders>
+              <w:top w:val="single" w:color="000000" w:sz="4"/>
+              <w:left w:val="single" w:color="000000" w:sz="4"/>
+              <w:bottom w:val="single" w:color="000000" w:sz="4"/>
+              <w:right w:val="single" w:color="000000" w:sz="4"/>
+            </w:tcBorders>
+            <w:tcMar>
+              <w:top w:type="dxa" w:w="60"/>
+              <w:left w:type="dxa" w:w="100"/>
+              <w:bottom w:type="dxa" w:w="60"/>
+              <w:right w:type="dxa" w:w="100"/>
+            </w:tcMar>
+            <w:vAlign w:val="center"/>
+          </w:tcPr>
+          <w:p>
+            <w:pPr>
+              <w:keepNext w:val="false"/>
+              <w:jc w:val="center"/>
+            </w:pPr>
+            <w:r>
+              <w:rPr>
+                <w:rFonts w:ascii="맑은 고딕" w:cs="맑은 고딕" w:eastAsia="맑은 고딕" w:hAnsi="맑은 고딕"/>
+                <w:sz w:val="20"/>
+                <w:szCs w:val="20"/>
+              </w:rPr>
+              <w:t xml:space="preserve">적합</w:t>
+            </w:r>
+          </w:p>
+        </w:tc>
+        <w:tc>
+          <w:tcPr>
+            <w:tcW w:type="dxa" w:w="1400"/>
+            <w:tcBorders>
+              <w:top w:val="single" w:color="000000" w:sz="4"/>
+              <w:left w:val="single" w:color="000000" w:sz="4"/>
+              <w:bottom w:val="single" w:color="000000" w:sz="4"/>
+              <w:right w:val="single" w:color="000000" w:sz="4"/>
+            </w:tcBorders>
+            <w:tcMar>
+              <w:top w:type="dxa" w:w="60"/>
+              <w:left w:type="dxa" w:w="100"/>
+              <w:bottom w:type="dxa" w:w="60"/>
+              <w:right w:type="dxa" w:w="100"/>
+            </w:tcMar>
+            <w:vAlign w:val="center"/>
+          </w:tcPr>
+          <w:p>
+            <w:pPr>
+              <w:keepNext w:val="false"/>
+              <w:jc w:val="center"/>
+            </w:pPr>
+            <w:r>
+              <w:rPr>
+                <w:rFonts w:ascii="맑은 고딕" w:cs="맑은 고딕" w:eastAsia="맑은 고딕" w:hAnsi="맑은 고딕"/>
+                <w:sz w:val="20"/>
+                <w:szCs w:val="20"/>
+              </w:rPr>
+              <w:t xml:space="preserve"/>
+            </w:r>
+          </w:p>
+        </w:tc>
+      </w:tr>
+      <w:tr>
+        <w:trPr>
+          <w:cantSplit/>
+        </w:trPr>
+        <w:tc>
+          <w:tcPr>
+            <w:tcW w:type="dxa" w:w="1100"/>
+            <w:tcBorders>
+              <w:top w:val="single" w:color="000000" w:sz="4"/>
+              <w:left w:val="single" w:color="000000" w:sz="4"/>
+              <w:bottom w:val="single" w:color="000000" w:sz="4"/>
+              <w:right w:val="single" w:color="000000" w:sz="4"/>
+            </w:tcBorders>
+            <w:tcMar>
+              <w:top w:type="dxa" w:w="60"/>
+              <w:left w:type="dxa" w:w="100"/>
+              <w:bottom w:type="dxa" w:w="60"/>
+              <w:right w:type="dxa" w:w="100"/>
+            </w:tcMar>
+            <w:vAlign w:val="center"/>
+          </w:tcPr>
+          <w:p>
+            <w:pPr>
+              <w:keepNext w:val="false"/>
+              <w:jc w:val="center"/>
+            </w:pPr>
+            <w:r>
+              <w:rPr>
+                <w:rFonts w:ascii="맑은 고딕" w:cs="맑은 고딕" w:eastAsia="맑은 고딕" w:hAnsi="맑은 고딕"/>
+                <w:sz w:val="18"/>
+                <w:szCs w:val="18"/>
+              </w:rPr>
+              <w:t xml:space="preserve">CHK-07</w:t>
+            </w:r>
+          </w:p>
+        </w:tc>
+        <w:tc>
+          <w:tcPr>
+            <w:tcW w:type="dxa" w:w="5600"/>
+            <w:tcBorders>
+              <w:top w:val="single" w:color="000000" w:sz="4"/>
+              <w:left w:val="single" w:color="000000" w:sz="4"/>
+              <w:bottom w:val="single" w:color="000000" w:sz="4"/>
+              <w:right w:val="single" w:color="000000" w:sz="4"/>
+            </w:tcBorders>
+            <w:tcMar>
+              <w:top w:type="dxa" w:w="60"/>
+              <w:left w:type="dxa" w:w="100"/>
+              <w:bottom w:type="dxa" w:w="60"/>
+              <w:right w:type="dxa" w:w="100"/>
+            </w:tcMar>
+            <w:vAlign w:val="center"/>
+          </w:tcPr>
+          <w:p>
+            <w:pPr>
+              <w:keepNext w:val="false"/>
+              <w:jc w:val="left"/>
+            </w:pPr>
+            <w:r>
+              <w:rPr>
+                <w:rFonts w:ascii="맑은 고딕" w:cs="맑은 고딕" w:eastAsia="맑은 고딕" w:hAnsi="맑은 고딕"/>
+                <w:sz w:val="20"/>
+                <w:szCs w:val="20"/>
+              </w:rPr>
+              <w:t xml:space="preserve">체크인 시작 시 어제 운동 기록이 없으면 추가 여부를 묻고, 체크인 제출 전까지 어제 날짜로 운동 추가 가능</w:t>
+            </w:r>
+          </w:p>
+        </w:tc>
+        <w:tc>
+          <w:tcPr>
+            <w:tcW w:type="dxa" w:w="1200"/>
+            <w:tcBorders>
+              <w:top w:val="single" w:color="000000" w:sz="4"/>
+              <w:left w:val="single" w:color="000000" w:sz="4"/>
+              <w:bottom w:val="single" w:color="000000" w:sz="4"/>
+              <w:right w:val="single" w:color="000000" w:sz="4"/>
+            </w:tcBorders>
+            <w:tcMar>
+              <w:top w:type="dxa" w:w="60"/>
+              <w:left w:type="dxa" w:w="100"/>
+              <w:bottom w:type="dxa" w:w="60"/>
+              <w:right w:type="dxa" w:w="100"/>
+            </w:tcMar>
+            <w:vAlign w:val="center"/>
+          </w:tcPr>
+          <w:p>
+            <w:pPr>
+              <w:keepNext w:val="false"/>
+              <w:jc w:val="center"/>
+            </w:pPr>
+            <w:r>
+              <w:rPr>
+                <w:rFonts w:ascii="맑은 고딕" w:cs="맑은 고딕" w:eastAsia="맑은 고딕" w:hAnsi="맑은 고딕"/>
+                <w:sz w:val="20"/>
+                <w:szCs w:val="20"/>
+              </w:rPr>
+              <w:t xml:space="preserve">적합</w:t>
+            </w:r>
+          </w:p>
+        </w:tc>
+        <w:tc>
+          <w:tcPr>
+            <w:tcW w:type="dxa" w:w="1400"/>
+            <w:tcBorders>
+              <w:top w:val="single" w:color="000000" w:sz="4"/>
+              <w:left w:val="single" w:color="000000" w:sz="4"/>
+              <w:bottom w:val="single" w:color="000000" w:sz="4"/>
+              <w:right w:val="single" w:color="000000" w:sz="4"/>
+            </w:tcBorders>
+            <w:tcMar>
+              <w:top w:type="dxa" w:w="60"/>
+              <w:left w:type="dxa" w:w="100"/>
+              <w:bottom w:type="dxa" w:w="60"/>
+              <w:right w:type="dxa" w:w="100"/>
+            </w:tcMar>
+            <w:vAlign w:val="center"/>
+          </w:tcPr>
+          <w:p>
+            <w:pPr>
+              <w:keepNext w:val="false"/>
+              <w:jc w:val="center"/>
+            </w:pPr>
+            <w:r>
+              <w:rPr>
+                <w:rFonts w:ascii="맑은 고딕" w:cs="맑은 고딕" w:eastAsia="맑은 고딕" w:hAnsi="맑은 고딕"/>
+                <w:sz w:val="20"/>
+                <w:szCs w:val="20"/>
+              </w:rPr>
+              <w:t xml:space="preserve"/>
+            </w:r>
+          </w:p>
+        </w:tc>
+      </w:tr>
+    </w:tbl>
+    <w:p>
+      <w:pPr>
+        <w:pStyle w:val="Heading2"/>
+        <w:keepNext/>
+        <w:spacing w:after="120" w:before="280"/>
+        <w:ind w:left="200"/>
+      </w:pPr>
+      <w:r>
+        <w:rPr>
+          <w:rFonts w:ascii="맑은 고딕" w:cs="맑은 고딕" w:eastAsia="맑은 고딕" w:hAnsi="맑은 고딕"/>
+          <w:b/>
+          <w:bCs/>
+          <w:color w:val="000000"/>
+          <w:sz w:val="24"/>
+          <w:szCs w:val="24"/>
+        </w:rPr>
+        <w:t xml:space="preserve">5.3 최종 판정</w:t>
+      </w:r>
+    </w:p>
+    <w:p>
+      <w:pPr>
+        <w:keepNext/>
+        <w:keepLines/>
+        <w:spacing w:after="120" w:line="340"/>
+        <w:ind w:left="400"/>
+      </w:pPr>
+      <w:r>
+        <w:rPr>
+          <w:rFonts w:ascii="맑은 고딕" w:cs="맑은 고딕" w:eastAsia="맑은 고딕" w:hAnsi="맑은 고딕"/>
+          <w:sz w:val="20"/>
+          <w:szCs w:val="20"/>
+        </w:rPr>
+        <w:t xml:space="preserve">반영 확인 후 심사 대상 51건(기능 39건, 데이터 6건, 비기능 6건)의 판정 결과는 다음과 같다.</w:t>
+      </w:r>
+    </w:p>
+    <w:tbl>
+      <w:tblPr>
+        <w:tblW w:type="dxa" w:w="9300"/>
+        <w:jc w:val="center"/>
+        <w:tblBorders>
+          <w:top w:val="single" w:color="auto" w:sz="4"/>
+          <w:left w:val="single" w:color="auto" w:sz="4"/>
+          <w:bottom w:val="single" w:color="auto" w:sz="4"/>
+          <w:right w:val="single" w:color="auto" w:sz="4"/>
+          <w:insideH w:val="single" w:color="auto" w:sz="4"/>
+          <w:insideV w:val="single" w:color="auto" w:sz="4"/>
+        </w:tblBorders>
+      </w:tblPr>
+      <w:tblGrid>
+        <w:gridCol w:w="3600"/>
+        <w:gridCol w:w="1900"/>
+        <w:gridCol w:w="1900"/>
+        <w:gridCol w:w="1900"/>
+      </w:tblGrid>
+      <w:tr>
+        <w:trPr>
+          <w:cantSplit/>
+          <w:tblHeader/>
+        </w:trPr>
+        <w:tc>
+          <w:tcPr>
+            <w:tcW w:type="dxa" w:w="3600"/>
+            <w:tcBorders>
+              <w:top w:val="single" w:color="000000" w:sz="4"/>
+              <w:left w:val="single" w:color="000000" w:sz="4"/>
+              <w:bottom w:val="single" w:color="000000" w:sz="4"/>
+              <w:right w:val="single" w:color="000000" w:sz="4"/>
+            </w:tcBorders>
+            <w:shd w:fill="D9D9D9" w:color="auto" w:val="clear"/>
+            <w:tcMar>
+              <w:top w:type="dxa" w:w="60"/>
+              <w:left w:type="dxa" w:w="100"/>
+              <w:bottom w:type="dxa" w:w="60"/>
+              <w:right w:type="dxa" w:w="100"/>
+            </w:tcMar>
+            <w:vAlign w:val="center"/>
+          </w:tcPr>
+          <w:p>
+            <w:pPr>
+              <w:keepNext/>
+              <w:jc w:val="center"/>
+            </w:pPr>
+            <w:r>
+              <w:rPr>
+                <w:rFonts w:ascii="맑은 고딕" w:cs="맑은 고딕" w:eastAsia="맑은 고딕" w:hAnsi="맑은 고딕"/>
+                <w:b/>
+                <w:bCs/>
+                <w:sz w:val="20"/>
+                <w:szCs w:val="20"/>
+              </w:rPr>
+              <w:t xml:space="preserve">구분</w:t>
+            </w:r>
+          </w:p>
+        </w:tc>
+        <w:tc>
+          <w:tcPr>
+            <w:tcW w:type="dxa" w:w="1900"/>
+            <w:tcBorders>
+              <w:top w:val="single" w:color="000000" w:sz="4"/>
+              <w:left w:val="single" w:color="000000" w:sz="4"/>
+              <w:bottom w:val="single" w:color="000000" w:sz="4"/>
+              <w:right w:val="single" w:color="000000" w:sz="4"/>
+            </w:tcBorders>
+            <w:shd w:fill="D9D9D9" w:color="auto" w:val="clear"/>
+            <w:tcMar>
+              <w:top w:type="dxa" w:w="60"/>
+              <w:left w:type="dxa" w:w="100"/>
+              <w:bottom w:type="dxa" w:w="60"/>
+              <w:right w:type="dxa" w:w="100"/>
+            </w:tcMar>
+            <w:vAlign w:val="center"/>
+          </w:tcPr>
+          <w:p>
+            <w:pPr>
+              <w:keepNext/>
+              <w:jc w:val="center"/>
+            </w:pPr>
+            <w:r>
+              <w:rPr>
+                <w:rFonts w:ascii="맑은 고딕" w:cs="맑은 고딕" w:eastAsia="맑은 고딕" w:hAnsi="맑은 고딕"/>
+                <w:b/>
+                <w:bCs/>
+                <w:sz w:val="20"/>
+                <w:szCs w:val="20"/>
+              </w:rPr>
+              <w:t xml:space="preserve">적합</w:t>
+            </w:r>
+          </w:p>
+        </w:tc>
+        <w:tc>
+          <w:tcPr>
+            <w:tcW w:type="dxa" w:w="1900"/>
+            <w:tcBorders>
+              <w:top w:val="single" w:color="000000" w:sz="4"/>
+              <w:left w:val="single" w:color="000000" w:sz="4"/>
+              <w:bottom w:val="single" w:color="000000" w:sz="4"/>
+              <w:right w:val="single" w:color="000000" w:sz="4"/>
+            </w:tcBorders>
+            <w:shd w:fill="D9D9D9" w:color="auto" w:val="clear"/>
+            <w:tcMar>
+              <w:top w:type="dxa" w:w="60"/>
+              <w:left w:type="dxa" w:w="100"/>
+              <w:bottom w:type="dxa" w:w="60"/>
+              <w:right w:type="dxa" w:w="100"/>
+            </w:tcMar>
+            <w:vAlign w:val="center"/>
+          </w:tcPr>
+          <w:p>
+            <w:pPr>
+              <w:keepNext/>
+              <w:jc w:val="center"/>
+            </w:pPr>
+            <w:r>
+              <w:rPr>
+                <w:rFonts w:ascii="맑은 고딕" w:cs="맑은 고딕" w:eastAsia="맑은 고딕" w:hAnsi="맑은 고딕"/>
+                <w:b/>
+                <w:bCs/>
+                <w:sz w:val="20"/>
+                <w:szCs w:val="20"/>
+              </w:rPr>
+              <w:t xml:space="preserve">보완 필요</w:t>
+            </w:r>
+          </w:p>
+        </w:tc>
+        <w:tc>
+          <w:tcPr>
+            <w:tcW w:type="dxa" w:w="1900"/>
+            <w:tcBorders>
+              <w:top w:val="single" w:color="000000" w:sz="4"/>
+              <w:left w:val="single" w:color="000000" w:sz="4"/>
+              <w:bottom w:val="single" w:color="000000" w:sz="4"/>
+              <w:right w:val="single" w:color="000000" w:sz="4"/>
+            </w:tcBorders>
+            <w:shd w:fill="D9D9D9" w:color="auto" w:val="clear"/>
+            <w:tcMar>
+              <w:top w:type="dxa" w:w="60"/>
+              <w:left w:type="dxa" w:w="100"/>
+              <w:bottom w:type="dxa" w:w="60"/>
+              <w:right w:type="dxa" w:w="100"/>
+            </w:tcMar>
+            <w:vAlign w:val="center"/>
+          </w:tcPr>
+          <w:p>
+            <w:pPr>
+              <w:keepNext/>
+              <w:jc w:val="center"/>
+            </w:pPr>
+            <w:r>
+              <w:rPr>
+                <w:rFonts w:ascii="맑은 고딕" w:cs="맑은 고딕" w:eastAsia="맑은 고딕" w:hAnsi="맑은 고딕"/>
+                <w:b/>
+                <w:bCs/>
+                <w:sz w:val="20"/>
+                <w:szCs w:val="20"/>
+              </w:rPr>
+              <w:t xml:space="preserve">부적합</w:t>
+            </w:r>
+          </w:p>
+        </w:tc>
+      </w:tr>
+      <w:tr>
+        <w:trPr>
+          <w:cantSplit/>
+        </w:trPr>
+        <w:tc>
+          <w:tcPr>
+            <w:tcW w:type="dxa" w:w="3600"/>
+            <w:tcBorders>
+              <w:top w:val="single" w:color="000000" w:sz="4"/>
+              <w:left w:val="single" w:color="000000" w:sz="4"/>
+              <w:bottom w:val="single" w:color="000000" w:sz="4"/>
+              <w:right w:val="single" w:color="000000" w:sz="4"/>
+            </w:tcBorders>
+            <w:tcMar>
+              <w:top w:type="dxa" w:w="60"/>
+              <w:left w:type="dxa" w:w="100"/>
+              <w:bottom w:type="dxa" w:w="60"/>
+              <w:right w:type="dxa" w:w="100"/>
+            </w:tcMar>
+            <w:vAlign w:val="center"/>
+          </w:tcPr>
+          <w:p>
+            <w:pPr>
+              <w:keepNext/>
+              <w:jc w:val="center"/>
+            </w:pPr>
+            <w:r>
+              <w:rPr>
+                <w:rFonts w:ascii="맑은 고딕" w:cs="맑은 고딕" w:eastAsia="맑은 고딕" w:hAnsi="맑은 고딕"/>
+                <w:b/>
+                <w:bCs/>
+                <w:sz w:val="20"/>
+                <w:szCs w:val="20"/>
+              </w:rPr>
+              <w:t xml:space="preserve">기능 요구사항 (39건)</w:t>
+            </w:r>
+          </w:p>
+        </w:tc>
+        <w:tc>
+          <w:tcPr>
+            <w:tcW w:type="dxa" w:w="1900"/>
+            <w:tcBorders>
+              <w:top w:val="single" w:color="000000" w:sz="4"/>
+              <w:left w:val="single" w:color="000000" w:sz="4"/>
+              <w:bottom w:val="single" w:color="000000" w:sz="4"/>
+              <w:right w:val="single" w:color="000000" w:sz="4"/>
+            </w:tcBorders>
+            <w:tcMar>
+              <w:top w:type="dxa" w:w="60"/>
+              <w:left w:type="dxa" w:w="100"/>
+              <w:bottom w:type="dxa" w:w="60"/>
+              <w:right w:type="dxa" w:w="100"/>
+            </w:tcMar>
+            <w:vAlign w:val="center"/>
+          </w:tcPr>
+          <w:p>
+            <w:pPr>
+              <w:keepNext/>
+              <w:jc w:val="center"/>
+            </w:pPr>
+            <w:r>
+              <w:rPr>
+                <w:rFonts w:ascii="맑은 고딕" w:cs="맑은 고딕" w:eastAsia="맑은 고딕" w:hAnsi="맑은 고딕"/>
+                <w:sz w:val="20"/>
+                <w:szCs w:val="20"/>
+              </w:rPr>
+              <w:t xml:space="preserve">39</w:t>
+            </w:r>
+          </w:p>
+        </w:tc>
+        <w:tc>
+          <w:tcPr>
+            <w:tcW w:type="dxa" w:w="1900"/>
+            <w:tcBorders>
+              <w:top w:val="single" w:color="000000" w:sz="4"/>
+              <w:left w:val="single" w:color="000000" w:sz="4"/>
+              <w:bottom w:val="single" w:color="000000" w:sz="4"/>
+              <w:right w:val="single" w:color="000000" w:sz="4"/>
+            </w:tcBorders>
+            <w:tcMar>
+              <w:top w:type="dxa" w:w="60"/>
+              <w:left w:type="dxa" w:w="100"/>
+              <w:bottom w:type="dxa" w:w="60"/>
+              <w:right w:type="dxa" w:w="100"/>
+            </w:tcMar>
+            <w:vAlign w:val="center"/>
+          </w:tcPr>
+          <w:p>
+            <w:pPr>
+              <w:keepNext/>
+              <w:jc w:val="center"/>
+            </w:pPr>
+            <w:r>
+              <w:rPr>
+                <w:rFonts w:ascii="맑은 고딕" w:cs="맑은 고딕" w:eastAsia="맑은 고딕" w:hAnsi="맑은 고딕"/>
+                <w:sz w:val="20"/>
+                <w:szCs w:val="20"/>
+              </w:rPr>
+              <w:t xml:space="preserve">0</w:t>
+            </w:r>
+          </w:p>
+        </w:tc>
+        <w:tc>
+          <w:tcPr>
+            <w:tcW w:type="dxa" w:w="1900"/>
+            <w:tcBorders>
+              <w:top w:val="single" w:color="000000" w:sz="4"/>
+              <w:left w:val="single" w:color="000000" w:sz="4"/>
+              <w:bottom w:val="single" w:color="000000" w:sz="4"/>
+              <w:right w:val="single" w:color="000000" w:sz="4"/>
+            </w:tcBorders>
+            <w:tcMar>
+              <w:top w:type="dxa" w:w="60"/>
+              <w:left w:type="dxa" w:w="100"/>
+              <w:bottom w:type="dxa" w:w="60"/>
+              <w:right w:type="dxa" w:w="100"/>
+            </w:tcMar>
+            <w:vAlign w:val="center"/>
+          </w:tcPr>
+          <w:p>
+            <w:pPr>
+              <w:keepNext/>
+              <w:jc w:val="center"/>
+            </w:pPr>
+            <w:r>
+              <w:rPr>
+                <w:rFonts w:ascii="맑은 고딕" w:cs="맑은 고딕" w:eastAsia="맑은 고딕" w:hAnsi="맑은 고딕"/>
+                <w:sz w:val="20"/>
+                <w:szCs w:val="20"/>
+              </w:rPr>
+              <w:t xml:space="preserve">0</w:t>
+            </w:r>
+          </w:p>
+        </w:tc>
+      </w:tr>
+      <w:tr>
+        <w:trPr>
+          <w:cantSplit/>
+        </w:trPr>
+        <w:tc>
+          <w:tcPr>
+            <w:tcW w:type="dxa" w:w="3600"/>
+            <w:tcBorders>
+              <w:top w:val="single" w:color="000000" w:sz="4"/>
+              <w:left w:val="single" w:color="000000" w:sz="4"/>
+              <w:bottom w:val="single" w:color="000000" w:sz="4"/>
+              <w:right w:val="single" w:color="000000" w:sz="4"/>
+            </w:tcBorders>
+            <w:tcMar>
+              <w:top w:type="dxa" w:w="60"/>
+              <w:left w:type="dxa" w:w="100"/>
+              <w:bottom w:type="dxa" w:w="60"/>
+              <w:right w:type="dxa" w:w="100"/>
+            </w:tcMar>
+            <w:vAlign w:val="center"/>
+          </w:tcPr>
+          <w:p>
+            <w:pPr>
+              <w:keepNext/>
+              <w:jc w:val="center"/>
+            </w:pPr>
+            <w:r>
+              <w:rPr>
+                <w:rFonts w:ascii="맑은 고딕" w:cs="맑은 고딕" w:eastAsia="맑은 고딕" w:hAnsi="맑은 고딕"/>
+                <w:b/>
+                <w:bCs/>
+                <w:sz w:val="20"/>
+                <w:szCs w:val="20"/>
+              </w:rPr>
+              <w:t xml:space="preserve">데이터 요구사항 (6건)</w:t>
+            </w:r>
+          </w:p>
+        </w:tc>
+        <w:tc>
+          <w:tcPr>
+            <w:tcW w:type="dxa" w:w="1900"/>
+            <w:tcBorders>
+              <w:top w:val="single" w:color="000000" w:sz="4"/>
+              <w:left w:val="single" w:color="000000" w:sz="4"/>
+              <w:bottom w:val="single" w:color="000000" w:sz="4"/>
+              <w:right w:val="single" w:color="000000" w:sz="4"/>
+            </w:tcBorders>
+            <w:tcMar>
+              <w:top w:type="dxa" w:w="60"/>
+              <w:left w:type="dxa" w:w="100"/>
+              <w:bottom w:type="dxa" w:w="60"/>
+              <w:right w:type="dxa" w:w="100"/>
+            </w:tcMar>
+            <w:vAlign w:val="center"/>
+          </w:tcPr>
+          <w:p>
+            <w:pPr>
+              <w:keepNext/>
+              <w:jc w:val="center"/>
+            </w:pPr>
+            <w:r>
+              <w:rPr>
+                <w:rFonts w:ascii="맑은 고딕" w:cs="맑은 고딕" w:eastAsia="맑은 고딕" w:hAnsi="맑은 고딕"/>
+                <w:sz w:val="20"/>
+                <w:szCs w:val="20"/>
+              </w:rPr>
+              <w:t xml:space="preserve">6</w:t>
+            </w:r>
+          </w:p>
+        </w:tc>
+        <w:tc>
+          <w:tcPr>
+            <w:tcW w:type="dxa" w:w="1900"/>
+            <w:tcBorders>
+              <w:top w:val="single" w:color="000000" w:sz="4"/>
+              <w:left w:val="single" w:color="000000" w:sz="4"/>
+              <w:bottom w:val="single" w:color="000000" w:sz="4"/>
+              <w:right w:val="single" w:color="000000" w:sz="4"/>
+            </w:tcBorders>
+            <w:tcMar>
+              <w:top w:type="dxa" w:w="60"/>
+              <w:left w:type="dxa" w:w="100"/>
+              <w:bottom w:type="dxa" w:w="60"/>
+              <w:right w:type="dxa" w:w="100"/>
+            </w:tcMar>
+            <w:vAlign w:val="center"/>
+          </w:tcPr>
+          <w:p>
+            <w:pPr>
+              <w:keepNext/>
+              <w:jc w:val="center"/>
+            </w:pPr>
+            <w:r>
+              <w:rPr>
+                <w:rFonts w:ascii="맑은 고딕" w:cs="맑은 고딕" w:eastAsia="맑은 고딕" w:hAnsi="맑은 고딕"/>
+                <w:sz w:val="20"/>
+                <w:szCs w:val="20"/>
+              </w:rPr>
+              <w:t xml:space="preserve">0</w:t>
+            </w:r>
+          </w:p>
+        </w:tc>
+        <w:tc>
+          <w:tcPr>
+            <w:tcW w:type="dxa" w:w="1900"/>
+            <w:tcBorders>
+              <w:top w:val="single" w:color="000000" w:sz="4"/>
+              <w:left w:val="single" w:color="000000" w:sz="4"/>
+              <w:bottom w:val="single" w:color="000000" w:sz="4"/>
+              <w:right w:val="single" w:color="000000" w:sz="4"/>
+            </w:tcBorders>
+            <w:tcMar>
+              <w:top w:type="dxa" w:w="60"/>
+              <w:left w:type="dxa" w:w="100"/>
+              <w:bottom w:type="dxa" w:w="60"/>
+              <w:right w:type="dxa" w:w="100"/>
+            </w:tcMar>
+            <w:vAlign w:val="center"/>
+          </w:tcPr>
+          <w:p>
+            <w:pPr>
+              <w:keepNext/>
+              <w:jc w:val="center"/>
+            </w:pPr>
+            <w:r>
+              <w:rPr>
+                <w:rFonts w:ascii="맑은 고딕" w:cs="맑은 고딕" w:eastAsia="맑은 고딕" w:hAnsi="맑은 고딕"/>
+                <w:sz w:val="20"/>
+                <w:szCs w:val="20"/>
+              </w:rPr>
+              <w:t xml:space="preserve">0</w:t>
+            </w:r>
+          </w:p>
+        </w:tc>
+      </w:tr>
+      <w:tr>
+        <w:trPr>
+          <w:cantSplit/>
+        </w:trPr>
+        <w:tc>
+          <w:tcPr>
+            <w:tcW w:type="dxa" w:w="3600"/>
+            <w:tcBorders>
+              <w:top w:val="single" w:color="000000" w:sz="4"/>
+              <w:left w:val="single" w:color="000000" w:sz="4"/>
+              <w:bottom w:val="single" w:color="000000" w:sz="4"/>
+              <w:right w:val="single" w:color="000000" w:sz="4"/>
+            </w:tcBorders>
+            <w:tcMar>
+              <w:top w:type="dxa" w:w="60"/>
+              <w:left w:type="dxa" w:w="100"/>
+              <w:bottom w:type="dxa" w:w="60"/>
+              <w:right w:type="dxa" w:w="100"/>
+            </w:tcMar>
+            <w:vAlign w:val="center"/>
+          </w:tcPr>
+          <w:p>
+            <w:pPr>
+              <w:keepNext/>
+              <w:jc w:val="center"/>
+            </w:pPr>
+            <w:r>
+              <w:rPr>
+                <w:rFonts w:ascii="맑은 고딕" w:cs="맑은 고딕" w:eastAsia="맑은 고딕" w:hAnsi="맑은 고딕"/>
+                <w:b/>
+                <w:bCs/>
+                <w:sz w:val="20"/>
+                <w:szCs w:val="20"/>
+              </w:rPr>
+              <w:t xml:space="preserve">비기능 요구사항 (6건)</w:t>
+            </w:r>
+          </w:p>
+        </w:tc>
+        <w:tc>
+          <w:tcPr>
+            <w:tcW w:type="dxa" w:w="1900"/>
+            <w:tcBorders>
+              <w:top w:val="single" w:color="000000" w:sz="4"/>
+              <w:left w:val="single" w:color="000000" w:sz="4"/>
+              <w:bottom w:val="single" w:color="000000" w:sz="4"/>
+              <w:right w:val="single" w:color="000000" w:sz="4"/>
+            </w:tcBorders>
+            <w:tcMar>
+              <w:top w:type="dxa" w:w="60"/>
+              <w:left w:type="dxa" w:w="100"/>
+              <w:bottom w:type="dxa" w:w="60"/>
+              <w:right w:type="dxa" w:w="100"/>
+            </w:tcMar>
+            <w:vAlign w:val="center"/>
+          </w:tcPr>
+          <w:p>
+            <w:pPr>
+              <w:keepNext/>
+              <w:jc w:val="center"/>
+            </w:pPr>
+            <w:r>
+              <w:rPr>
+                <w:rFonts w:ascii="맑은 고딕" w:cs="맑은 고딕" w:eastAsia="맑은 고딕" w:hAnsi="맑은 고딕"/>
+                <w:sz w:val="20"/>
+                <w:szCs w:val="20"/>
+              </w:rPr>
+              <w:t xml:space="preserve">6</w:t>
+            </w:r>
+          </w:p>
+        </w:tc>
+        <w:tc>
+          <w:tcPr>
+            <w:tcW w:type="dxa" w:w="1900"/>
+            <w:tcBorders>
+              <w:top w:val="single" w:color="000000" w:sz="4"/>
+              <w:left w:val="single" w:color="000000" w:sz="4"/>
+              <w:bottom w:val="single" w:color="000000" w:sz="4"/>
+              <w:right w:val="single" w:color="000000" w:sz="4"/>
+            </w:tcBorders>
+            <w:tcMar>
+              <w:top w:type="dxa" w:w="60"/>
+              <w:left w:type="dxa" w:w="100"/>
+              <w:bottom w:type="dxa" w:w="60"/>
+              <w:right w:type="dxa" w:w="100"/>
+            </w:tcMar>
+            <w:vAlign w:val="center"/>
+          </w:tcPr>
+          <w:p>
+            <w:pPr>
+              <w:keepNext/>
+              <w:jc w:val="center"/>
+            </w:pPr>
+            <w:r>
+              <w:rPr>
+                <w:rFonts w:ascii="맑은 고딕" w:cs="맑은 고딕" w:eastAsia="맑은 고딕" w:hAnsi="맑은 고딕"/>
+                <w:sz w:val="20"/>
+                <w:szCs w:val="20"/>
+              </w:rPr>
+              <w:t xml:space="preserve">0</w:t>
+            </w:r>
+          </w:p>
+        </w:tc>
+        <w:tc>
+          <w:tcPr>
+            <w:tcW w:type="dxa" w:w="1900"/>
+            <w:tcBorders>
+              <w:top w:val="single" w:color="000000" w:sz="4"/>
+              <w:left w:val="single" w:color="000000" w:sz="4"/>
+              <w:bottom w:val="single" w:color="000000" w:sz="4"/>
+              <w:right w:val="single" w:color="000000" w:sz="4"/>
+            </w:tcBorders>
+            <w:tcMar>
+              <w:top w:type="dxa" w:w="60"/>
+              <w:left w:type="dxa" w:w="100"/>
+              <w:bottom w:type="dxa" w:w="60"/>
+              <w:right w:type="dxa" w:w="100"/>
+            </w:tcMar>
+            <w:vAlign w:val="center"/>
+          </w:tcPr>
+          <w:p>
+            <w:pPr>
+              <w:keepNext/>
+              <w:jc w:val="center"/>
+            </w:pPr>
+            <w:r>
+              <w:rPr>
+                <w:rFonts w:ascii="맑은 고딕" w:cs="맑은 고딕" w:eastAsia="맑은 고딕" w:hAnsi="맑은 고딕"/>
+                <w:sz w:val="20"/>
+                <w:szCs w:val="20"/>
+              </w:rPr>
+              <w:t xml:space="preserve">0</w:t>
+            </w:r>
+          </w:p>
+        </w:tc>
+      </w:tr>
+      <w:tr>
+        <w:trPr>
+          <w:cantSplit/>
+        </w:trPr>
+        <w:tc>
+          <w:tcPr>
+            <w:tcW w:type="dxa" w:w="3600"/>
+            <w:tcBorders>
+              <w:top w:val="single" w:color="000000" w:sz="4"/>
+              <w:left w:val="single" w:color="000000" w:sz="4"/>
+              <w:bottom w:val="single" w:color="000000" w:sz="4"/>
+              <w:right w:val="single" w:color="000000" w:sz="4"/>
+            </w:tcBorders>
+            <w:tcMar>
+              <w:top w:type="dxa" w:w="60"/>
+              <w:left w:type="dxa" w:w="100"/>
+              <w:bottom w:type="dxa" w:w="60"/>
+              <w:right w:type="dxa" w:w="100"/>
+            </w:tcMar>
+            <w:vAlign w:val="center"/>
+          </w:tcPr>
+          <w:p>
+            <w:pPr>
+              <w:keepNext w:val="false"/>
+              <w:jc w:val="center"/>
+            </w:pPr>
+            <w:r>
+              <w:rPr>
+                <w:rFonts w:ascii="맑은 고딕" w:cs="맑은 고딕" w:eastAsia="맑은 고딕" w:hAnsi="맑은 고딕"/>
+                <w:b/>
+                <w:bCs/>
+                <w:sz w:val="20"/>
+                <w:szCs w:val="20"/>
+              </w:rPr>
+              <w:t xml:space="preserve">합계 (51건)</w:t>
+            </w:r>
+          </w:p>
+        </w:tc>
+        <w:tc>
+          <w:tcPr>
+            <w:tcW w:type="dxa" w:w="1900"/>
+            <w:tcBorders>
+              <w:top w:val="single" w:color="000000" w:sz="4"/>
+              <w:left w:val="single" w:color="000000" w:sz="4"/>
+              <w:bottom w:val="single" w:color="000000" w:sz="4"/>
+              <w:right w:val="single" w:color="000000" w:sz="4"/>
+            </w:tcBorders>
+            <w:tcMar>
+              <w:top w:type="dxa" w:w="60"/>
+              <w:left w:type="dxa" w:w="100"/>
+              <w:bottom w:type="dxa" w:w="60"/>
+              <w:right w:type="dxa" w:w="100"/>
+            </w:tcMar>
+            <w:vAlign w:val="center"/>
+          </w:tcPr>
+          <w:p>
+            <w:pPr>
+              <w:keepNext w:val="false"/>
+              <w:jc w:val="center"/>
+            </w:pPr>
+            <w:r>
+              <w:rPr>
+                <w:rFonts w:ascii="맑은 고딕" w:cs="맑은 고딕" w:eastAsia="맑은 고딕" w:hAnsi="맑은 고딕"/>
+                <w:sz w:val="20"/>
+                <w:szCs w:val="20"/>
+              </w:rPr>
+              <w:t xml:space="preserve">51</w:t>
+            </w:r>
+          </w:p>
+        </w:tc>
+        <w:tc>
+          <w:tcPr>
+            <w:tcW w:type="dxa" w:w="1900"/>
+            <w:tcBorders>
+              <w:top w:val="single" w:color="000000" w:sz="4"/>
+              <w:left w:val="single" w:color="000000" w:sz="4"/>
+              <w:bottom w:val="single" w:color="000000" w:sz="4"/>
+              <w:right w:val="single" w:color="000000" w:sz="4"/>
+            </w:tcBorders>
+            <w:tcMar>
+              <w:top w:type="dxa" w:w="60"/>
+              <w:left w:type="dxa" w:w="100"/>
+              <w:bottom w:type="dxa" w:w="60"/>
+              <w:right w:type="dxa" w:w="100"/>
+            </w:tcMar>
+            <w:vAlign w:val="center"/>
+          </w:tcPr>
+          <w:p>
+            <w:pPr>
+              <w:keepNext w:val="false"/>
+              <w:jc w:val="center"/>
+            </w:pPr>
+            <w:r>
+              <w:rPr>
+                <w:rFonts w:ascii="맑은 고딕" w:cs="맑은 고딕" w:eastAsia="맑은 고딕" w:hAnsi="맑은 고딕"/>
+                <w:sz w:val="20"/>
+                <w:szCs w:val="20"/>
+              </w:rPr>
+              <w:t xml:space="preserve">0</w:t>
+            </w:r>
+          </w:p>
+        </w:tc>
+        <w:tc>
+          <w:tcPr>
+            <w:tcW w:type="dxa" w:w="1900"/>
+            <w:tcBorders>
+              <w:top w:val="single" w:color="000000" w:sz="4"/>
+              <w:left w:val="single" w:color="000000" w:sz="4"/>
+              <w:bottom w:val="single" w:color="000000" w:sz="4"/>
+              <w:right w:val="single" w:color="000000" w:sz="4"/>
+            </w:tcBorders>
+            <w:tcMar>
+              <w:top w:type="dxa" w:w="60"/>
+              <w:left w:type="dxa" w:w="100"/>
+              <w:bottom w:type="dxa" w:w="60"/>
+              <w:right w:type="dxa" w:w="100"/>
+            </w:tcMar>
+            <w:vAlign w:val="center"/>
+          </w:tcPr>
+          <w:p>
+            <w:pPr>
+              <w:keepNext w:val="false"/>
+              <w:jc w:val="center"/>
+            </w:pPr>
+            <w:r>
+              <w:rPr>
+                <w:rFonts w:ascii="맑은 고딕" w:cs="맑은 고딕" w:eastAsia="맑은 고딕" w:hAnsi="맑은 고딕"/>
+                <w:sz w:val="20"/>
+                <w:szCs w:val="20"/>
+              </w:rPr>
+              <w:t xml:space="preserve">0</w:t>
+            </w:r>
+          </w:p>
+        </w:tc>
+      </w:tr>
+    </w:tbl>
+    <w:p/>
+    <w:p>
+      <w:pPr>
+        <w:spacing w:after="120" w:line="340"/>
+        <w:ind w:left="400"/>
+      </w:pPr>
+      <w:r>
+        <w:rPr>
+          <w:rFonts w:ascii="맑은 고딕" w:cs="맑은 고딕" w:eastAsia="맑은 고딕" w:hAnsi="맑은 고딕"/>
+          <w:sz w:val="20"/>
+          <w:szCs w:val="20"/>
+        </w:rPr>
+        <w:t xml:space="preserve">보완 필요 사항이 모두 반영되어 요구사항 분석서는 설계 단계의 기준 문서로 사용할 수 있다. 데이터 저장 방식(로컬 Room 또는 클라우드)과 회복 점수 계산식의 가중치·등급 구간, 안내 문구는 설계 단계에서 확정한다.</w:t>
+      </w:r>
+    </w:p>
+    <w:p/>
+    <w:p>
+      <w:pPr>
+        <w:pStyle w:val="Heading1"/>
+        <w:keepNext/>
+        <w:spacing w:after="160" w:before="120"/>
+      </w:pPr>
+      <w:r>
+        <w:rPr>
+          <w:rFonts w:ascii="맑은 고딕" w:cs="맑은 고딕" w:eastAsia="맑은 고딕" w:hAnsi="맑은 고딕"/>
+          <w:b/>
+          <w:bCs/>
+          <w:color w:val="000000"/>
+          <w:sz w:val="28"/>
+          <w:szCs w:val="28"/>
+        </w:rPr>
+        <w:t>6. 참고문헌</w:t>
       </w:r>
     </w:p>
     <w:p>
@@ -15319,7 +17478,7 @@
           <w:sz w:val="20"/>
           <w:szCs w:val="20"/>
         </w:rPr>
-        <w:t xml:space="preserve">2026 창의설계 2 Triple팀 요구사항 분석서 v1.0.3</w:t>
+        <w:t>2026 창의설계 2 Triple팀 요구사항 분석서</w:t>
       </w:r>
     </w:p>
     <w:p>
@@ -15432,7 +17591,7 @@
         <w:szCs w:val="16"/>
       </w:rPr>
       <w:ptab w:alignment="right" w:relativeTo="margin" w:leader="none"/>
-      <w:t xml:space="preserve">2026 창의설계 2 Triple팀 요구사항 심사서_v1.0.0</w:t>
+      <w:t xml:space="preserve">2026 창의설계 2 Triple팀 요구사항 심사서</w:t>
     </w:r>
   </w:p>
 </w:ftr>
@@ -15459,7 +17618,7 @@
         <w:szCs w:val="16"/>
       </w:rPr>
       <w:ptab w:alignment="right" w:relativeTo="margin" w:leader="none"/>
-      <w:t xml:space="preserve">2026 창의설계 2 Triple팀 요구사항 심사서_v1.0.0</w:t>
+      <w:t xml:space="preserve">2026 창의설계 2 Triple팀 요구사항 심사서</w:t>
     </w:r>
   </w:p>
 </w:ftr>
@@ -15811,7 +17970,7 @@
               <w:sz w:val="18"/>
               <w:szCs w:val="18"/>
             </w:rPr>
-            <w:t xml:space="preserve">요구사항 심사서</w:t>
+            <w:t>요구사항 심사서</w:t>
           </w:r>
         </w:p>
       </w:tc>
@@ -15928,7 +18087,7 @@
               <w:sz w:val="18"/>
               <w:szCs w:val="18"/>
             </w:rPr>
-            <w:t xml:space="preserve">버전</w:t>
+            <w:t>단계</w:t>
           </w:r>
         </w:p>
       </w:tc>
@@ -15960,7 +18119,7 @@
               <w:sz w:val="18"/>
               <w:szCs w:val="18"/>
             </w:rPr>
-            <w:t xml:space="preserve">v1.0.0</w:t>
+            <w:t>분석</w:t>
           </w:r>
         </w:p>
       </w:tc>
